--- a/05_Funcional/19_Especificacion_Placa_Portadora_ESP32.docx
+++ b/05_Funcional/19_Especificacion_Placa_Portadora_ESP32.docx
@@ -44,7 +44,593 @@
           <w:b w:val="0"/>
           <w:sz w:val="21"/>
         </w:rPr>
-        <w:t xml:space="preserve"> 31 de agosto de 2026.</w:t>
+        <w:t xml:space="preserve"> 31 de agosto de 2026 · </w:t>
+      </w:r>
+      <w:r>
+        <w:rPr>
+          <w:b/>
+          <w:sz w:val="21"/>
+        </w:rPr>
+        <w:t>Última revisión: 7 de septiembre de 2026</w:t>
+      </w:r>
+    </w:p>
+    <w:p>
+      <w:pPr>
+        <w:spacing w:after="120"/>
+      </w:pPr>
+      <w:r>
+        <w:rPr>
+          <w:b/>
+          <w:sz w:val="21"/>
+        </w:rPr>
+        <w:t>Manda sobre este documento:</w:t>
+      </w:r>
+      <w:r>
+        <w:rPr>
+          <w:b w:val="0"/>
+          <w:sz w:val="21"/>
+        </w:rPr>
+        <w:t xml:space="preserve"> </w:t>
+      </w:r>
+      <w:r>
+        <w:rPr>
+          <w:rFonts w:ascii="Consolas" w:hAnsi="Consolas"/>
+          <w:sz w:val="21"/>
+        </w:rPr>
+        <w:t>DECISIONES.md</w:t>
+      </w:r>
+      <w:r>
+        <w:rPr>
+          <w:b w:val="0"/>
+          <w:sz w:val="21"/>
+        </w:rPr>
+        <w:t xml:space="preserve"> — filas </w:t>
+      </w:r>
+      <w:r>
+        <w:rPr>
+          <w:b/>
+          <w:sz w:val="21"/>
+        </w:rPr>
+        <w:t>`D-9`</w:t>
+      </w:r>
+      <w:r>
+        <w:rPr>
+          <w:b w:val="0"/>
+          <w:sz w:val="21"/>
+        </w:rPr>
+        <w:t xml:space="preserve">, </w:t>
+      </w:r>
+      <w:r>
+        <w:rPr>
+          <w:b/>
+          <w:sz w:val="21"/>
+        </w:rPr>
+        <w:t>`D-15`</w:t>
+      </w:r>
+      <w:r>
+        <w:rPr>
+          <w:b w:val="0"/>
+          <w:sz w:val="21"/>
+        </w:rPr>
+        <w:t>,</w:t>
+      </w:r>
+    </w:p>
+    <w:p>
+      <w:pPr>
+        <w:spacing w:after="120"/>
+      </w:pPr>
+      <w:r>
+        <w:rPr>
+          <w:b/>
+          <w:sz w:val="21"/>
+        </w:rPr>
+        <w:t>`D-17`</w:t>
+      </w:r>
+      <w:r>
+        <w:rPr>
+          <w:b w:val="0"/>
+          <w:sz w:val="21"/>
+        </w:rPr>
+        <w:t xml:space="preserve"> y </w:t>
+      </w:r>
+      <w:r>
+        <w:rPr>
+          <w:b/>
+          <w:sz w:val="21"/>
+        </w:rPr>
+        <w:t>`A-5`</w:t>
+      </w:r>
+      <w:r>
+        <w:rPr>
+          <w:b w:val="0"/>
+          <w:sz w:val="21"/>
+        </w:rPr>
+        <w:t xml:space="preserve">. Donde esta especificación y esa tabla no digan lo mismo, </w:t>
+      </w:r>
+      <w:r>
+        <w:rPr>
+          <w:b/>
+          <w:sz w:val="21"/>
+        </w:rPr>
+        <w:t>gana la tabla</w:t>
+      </w:r>
+      <w:r>
+        <w:rPr>
+          <w:b w:val="0"/>
+          <w:sz w:val="21"/>
+        </w:rPr>
+        <w:t>.</w:t>
+      </w:r>
+    </w:p>
+    <w:p>
+      <w:pPr>
+        <w:spacing w:after="160"/>
+        <w:ind w:left="360"/>
+        <w:shd w:val="clear" w:fill="FFF4E5"/>
+      </w:pPr>
+      <w:r>
+        <w:rPr>
+          <w:b w:val="0"/>
+          <w:color w:val="960000"/>
+          <w:sz w:val="20"/>
+        </w:rPr>
+        <w:t xml:space="preserve">🔴 07/09/2026 — REVISIÓN CONTRA </w:t>
+      </w:r>
+      <w:r>
+        <w:rPr>
+          <w:rFonts w:ascii="Consolas" w:hAnsi="Consolas"/>
+          <w:color w:val="960000"/>
+          <w:sz w:val="20"/>
+        </w:rPr>
+        <w:t>DECISIONES.md</w:t>
+      </w:r>
+      <w:r>
+        <w:rPr>
+          <w:b w:val="0"/>
+          <w:color w:val="960000"/>
+          <w:sz w:val="20"/>
+        </w:rPr>
+        <w:t xml:space="preserve">, QUE ESTE DOCUMENTO NO CITABA NI UNA VEZ </w:t>
+      </w:r>
+      <w:r>
+        <w:rPr>
+          <w:b/>
+          <w:color w:val="960000"/>
+          <w:sz w:val="20"/>
+        </w:rPr>
+        <w:t>La pasada del 07/09 sobre los 22 documentos de `05_Funcional` midió que 14 de ellos no citaban `DECISIONES.md`, y que eran exactamente los que traían lo caducado. Éste era uno, y no se corrigió en aquella pasada.</w:t>
+      </w:r>
+      <w:r>
+        <w:rPr>
+          <w:b w:val="0"/>
+          <w:color w:val="960000"/>
+          <w:sz w:val="20"/>
+        </w:rPr>
+        <w:t xml:space="preserve"> Lo que cambia aquí: | apartado | qué decía | qué manda hoy | |---|---|---| | </w:t>
+      </w:r>
+      <w:r>
+        <w:rPr>
+          <w:b/>
+          <w:color w:val="960000"/>
+          <w:sz w:val="20"/>
+        </w:rPr>
+        <w:t>6</w:t>
+      </w:r>
+      <w:r>
+        <w:rPr>
+          <w:b w:val="0"/>
+          <w:color w:val="960000"/>
+          <w:sz w:val="20"/>
+        </w:rPr>
+        <w:t xml:space="preserve">, aviso final | *«un reloj montado hoy se queda mudo, y eso es lo esperado»* | 🔴 </w:t>
+      </w:r>
+      <w:r>
+        <w:rPr>
+          <w:b/>
+          <w:color w:val="960000"/>
+          <w:sz w:val="20"/>
+        </w:rPr>
+        <w:t>FALSO Y PELIGROSO. `D-9`/`D-15`: ese `DS3231` es el ÚNICO reloj del cruce.</w:t>
+      </w:r>
+      <w:r>
+        <w:rPr>
+          <w:b w:val="0"/>
+          <w:color w:val="960000"/>
+          <w:sz w:val="20"/>
+        </w:rPr>
+        <w:t xml:space="preserve"> Mudo = avería. Ver el recuadro de §6 | | </w:t>
+      </w:r>
+      <w:r>
+        <w:rPr>
+          <w:b/>
+          <w:color w:val="960000"/>
+          <w:sz w:val="20"/>
+        </w:rPr>
+        <w:t>13</w:t>
+      </w:r>
+      <w:r>
+        <w:rPr>
+          <w:b w:val="0"/>
+          <w:color w:val="960000"/>
+          <w:sz w:val="20"/>
+        </w:rPr>
+        <w:t xml:space="preserve">, última fila | *«No hay driver de </w:t>
+      </w:r>
+      <w:r>
+        <w:rPr>
+          <w:rFonts w:ascii="Consolas" w:hAnsi="Consolas"/>
+          <w:color w:val="960000"/>
+          <w:sz w:val="20"/>
+        </w:rPr>
+        <w:t>DS3231</w:t>
+      </w:r>
+      <w:r>
+        <w:rPr>
+          <w:b w:val="0"/>
+          <w:color w:val="960000"/>
+          <w:sz w:val="20"/>
+        </w:rPr>
+        <w:t xml:space="preserve"> funcionando en ninguna punta»* | 🔴 </w:t>
+      </w:r>
+      <w:r>
+        <w:rPr>
+          <w:b/>
+          <w:color w:val="960000"/>
+          <w:sz w:val="20"/>
+        </w:rPr>
+        <w:t>El driver EXISTE</w:t>
+      </w:r>
+      <w:r>
+        <w:rPr>
+          <w:b w:val="0"/>
+          <w:color w:val="960000"/>
+          <w:sz w:val="20"/>
+        </w:rPr>
+        <w:t xml:space="preserve"> — </w:t>
+      </w:r>
+      <w:r>
+        <w:rPr>
+          <w:rFonts w:ascii="Consolas" w:hAnsi="Consolas"/>
+          <w:color w:val="960000"/>
+          <w:sz w:val="20"/>
+        </w:rPr>
+        <w:t>ESP32_Expansion/src/reloj_ds3231.cpp</w:t>
+      </w:r>
+      <w:r>
+        <w:rPr>
+          <w:b w:val="0"/>
+          <w:color w:val="960000"/>
+          <w:sz w:val="20"/>
+        </w:rPr>
+        <w:t xml:space="preserve">, con llamadores. Lo que falta es </w:t>
+      </w:r>
+      <w:r>
+        <w:rPr>
+          <w:b/>
+          <w:color w:val="960000"/>
+          <w:sz w:val="20"/>
+        </w:rPr>
+        <w:t>ejercerlo sobre un módulo</w:t>
+      </w:r>
+      <w:r>
+        <w:rPr>
+          <w:b w:val="0"/>
+          <w:color w:val="960000"/>
+          <w:sz w:val="20"/>
+        </w:rPr>
+        <w:t xml:space="preserve"> | | </w:t>
+      </w:r>
+      <w:r>
+        <w:rPr>
+          <w:b/>
+          <w:color w:val="960000"/>
+          <w:sz w:val="20"/>
+        </w:rPr>
+        <w:t>12</w:t>
+      </w:r>
+      <w:r>
+        <w:rPr>
+          <w:b w:val="0"/>
+          <w:color w:val="960000"/>
+          <w:sz w:val="20"/>
+        </w:rPr>
+        <w:t xml:space="preserve">, </w:t>
+      </w:r>
+      <w:r>
+        <w:rPr>
+          <w:rFonts w:ascii="Consolas" w:hAnsi="Consolas"/>
+          <w:color w:val="960000"/>
+          <w:sz w:val="20"/>
+        </w:rPr>
+        <w:t>A6</w:t>
+      </w:r>
+      <w:r>
+        <w:rPr>
+          <w:b w:val="0"/>
+          <w:color w:val="960000"/>
+          <w:sz w:val="20"/>
+        </w:rPr>
+        <w:t xml:space="preserve"> y </w:t>
+      </w:r>
+      <w:r>
+        <w:rPr>
+          <w:rFonts w:ascii="Consolas" w:hAnsi="Consolas"/>
+          <w:color w:val="960000"/>
+          <w:sz w:val="20"/>
+        </w:rPr>
+        <w:t>PP-D5</w:t>
+      </w:r>
+      <w:r>
+        <w:rPr>
+          <w:b w:val="0"/>
+          <w:color w:val="960000"/>
+          <w:sz w:val="20"/>
+        </w:rPr>
+        <w:t xml:space="preserve"> | *«cuántos relojes: 1 o 2»*, cantidad </w:t>
+      </w:r>
+      <w:r>
+        <w:rPr>
+          <w:b/>
+          <w:color w:val="960000"/>
+          <w:sz w:val="20"/>
+        </w:rPr>
+        <w:t>1</w:t>
+      </w:r>
+      <w:r>
+        <w:rPr>
+          <w:b w:val="0"/>
+          <w:color w:val="960000"/>
+          <w:sz w:val="20"/>
+        </w:rPr>
+        <w:t xml:space="preserve"> | ✅ </w:t>
+      </w:r>
+      <w:r>
+        <w:rPr>
+          <w:b/>
+          <w:color w:val="960000"/>
+          <w:sz w:val="20"/>
+        </w:rPr>
+        <w:t>DECIDIDO: DOS, uno por poste</w:t>
+      </w:r>
+      <w:r>
+        <w:rPr>
+          <w:b w:val="0"/>
+          <w:color w:val="960000"/>
+          <w:sz w:val="20"/>
+        </w:rPr>
+        <w:t xml:space="preserve"> (</w:t>
+      </w:r>
+      <w:r>
+        <w:rPr>
+          <w:rFonts w:ascii="Consolas" w:hAnsi="Consolas"/>
+          <w:color w:val="960000"/>
+          <w:sz w:val="20"/>
+        </w:rPr>
+        <w:t>D-9</w:t>
+      </w:r>
+      <w:r>
+        <w:rPr>
+          <w:b w:val="0"/>
+          <w:color w:val="960000"/>
+          <w:sz w:val="20"/>
+        </w:rPr>
+        <w:t xml:space="preserve">, </w:t>
+      </w:r>
+      <w:r>
+        <w:rPr>
+          <w:rFonts w:ascii="Consolas" w:hAnsi="Consolas"/>
+          <w:color w:val="960000"/>
+          <w:sz w:val="20"/>
+        </w:rPr>
+        <w:t>D-15</w:t>
+      </w:r>
+      <w:r>
+        <w:rPr>
+          <w:b w:val="0"/>
+          <w:color w:val="960000"/>
+          <w:sz w:val="20"/>
+        </w:rPr>
+        <w:t xml:space="preserve">, </w:t>
+      </w:r>
+      <w:r>
+        <w:rPr>
+          <w:rFonts w:ascii="Consolas" w:hAnsi="Consolas"/>
+          <w:color w:val="960000"/>
+          <w:sz w:val="20"/>
+        </w:rPr>
+        <w:t>D-17</w:t>
+      </w:r>
+      <w:r>
+        <w:rPr>
+          <w:b w:val="0"/>
+          <w:color w:val="960000"/>
+          <w:sz w:val="20"/>
+        </w:rPr>
+        <w:t xml:space="preserve">, </w:t>
+      </w:r>
+      <w:r>
+        <w:rPr>
+          <w:rFonts w:ascii="Consolas" w:hAnsi="Consolas"/>
+          <w:color w:val="960000"/>
+          <w:sz w:val="20"/>
+        </w:rPr>
+        <w:t>A-5</w:t>
+      </w:r>
+      <w:r>
+        <w:rPr>
+          <w:b w:val="0"/>
+          <w:color w:val="960000"/>
+          <w:sz w:val="20"/>
+        </w:rPr>
+        <w:t xml:space="preserve">). Es una compra, y estaba pedida de menos | | </w:t>
+      </w:r>
+      <w:r>
+        <w:rPr>
+          <w:b/>
+          <w:color w:val="960000"/>
+          <w:sz w:val="20"/>
+        </w:rPr>
+        <w:t>7</w:t>
+      </w:r>
+      <w:r>
+        <w:rPr>
+          <w:b w:val="0"/>
+          <w:color w:val="960000"/>
+          <w:sz w:val="20"/>
+        </w:rPr>
+        <w:t xml:space="preserve">, </w:t>
+      </w:r>
+      <w:r>
+        <w:rPr>
+          <w:rFonts w:ascii="Consolas" w:hAnsi="Consolas"/>
+          <w:color w:val="960000"/>
+          <w:sz w:val="20"/>
+        </w:rPr>
+        <w:t>NO-1</w:t>
+      </w:r>
+      <w:r>
+        <w:rPr>
+          <w:b w:val="0"/>
+          <w:color w:val="960000"/>
+          <w:sz w:val="20"/>
+        </w:rPr>
+        <w:t xml:space="preserve"> | *«ni hacia </w:t>
+      </w:r>
+      <w:r>
+        <w:rPr>
+          <w:rFonts w:ascii="Consolas" w:hAnsi="Consolas"/>
+          <w:color w:val="960000"/>
+          <w:sz w:val="20"/>
+        </w:rPr>
+        <w:t>J14</w:t>
+      </w:r>
+      <w:r>
+        <w:rPr>
+          <w:b w:val="0"/>
+          <w:color w:val="960000"/>
+          <w:sz w:val="20"/>
+        </w:rPr>
+        <w:t xml:space="preserve"> (la cámara)»* | ⚠️ </w:t>
+      </w:r>
+      <w:r>
+        <w:rPr>
+          <w:b/>
+          <w:color w:val="960000"/>
+          <w:sz w:val="20"/>
+        </w:rPr>
+        <w:t>`J14` no es «la cámara».</w:t>
+      </w:r>
+      <w:r>
+        <w:rPr>
+          <w:b w:val="0"/>
+          <w:color w:val="960000"/>
+          <w:sz w:val="20"/>
+        </w:rPr>
+        <w:t xml:space="preserve"> Es </w:t>
+      </w:r>
+      <w:r>
+        <w:rPr>
+          <w:rFonts w:ascii="Consolas" w:hAnsi="Consolas"/>
+          <w:color w:val="960000"/>
+          <w:sz w:val="20"/>
+        </w:rPr>
+        <w:t>CAM_DEMANDA_PIN</w:t>
+      </w:r>
+      <w:r>
+        <w:rPr>
+          <w:b w:val="0"/>
+          <w:color w:val="960000"/>
+          <w:sz w:val="20"/>
+        </w:rPr>
+        <w:t xml:space="preserve"> (</w:t>
+      </w:r>
+      <w:r>
+        <w:rPr>
+          <w:rFonts w:ascii="Consolas" w:hAnsi="Consolas"/>
+          <w:color w:val="960000"/>
+          <w:sz w:val="20"/>
+        </w:rPr>
+        <w:t>PB0</w:t>
+      </w:r>
+      <w:r>
+        <w:rPr>
+          <w:b w:val="0"/>
+          <w:color w:val="960000"/>
+          <w:sz w:val="20"/>
+        </w:rPr>
+        <w:t xml:space="preserve">). </w:t>
+      </w:r>
+      <w:r>
+        <w:rPr>
+          <w:b/>
+          <w:color w:val="960000"/>
+          <w:sz w:val="20"/>
+        </w:rPr>
+        <w:t>Las cámaras van a `J16`</w:t>
+      </w:r>
+      <w:r>
+        <w:rPr>
+          <w:b w:val="0"/>
+          <w:color w:val="960000"/>
+          <w:sz w:val="20"/>
+        </w:rPr>
+        <w:t xml:space="preserve"> (</w:t>
+      </w:r>
+      <w:r>
+        <w:rPr>
+          <w:rFonts w:ascii="Consolas" w:hAnsi="Consolas"/>
+          <w:color w:val="960000"/>
+          <w:sz w:val="20"/>
+        </w:rPr>
+        <w:t>D-2</w:t>
+      </w:r>
+      <w:r>
+        <w:rPr>
+          <w:b w:val="0"/>
+          <w:color w:val="960000"/>
+          <w:sz w:val="20"/>
+        </w:rPr>
+        <w:t>/</w:t>
+      </w:r>
+      <w:r>
+        <w:rPr>
+          <w:rFonts w:ascii="Consolas" w:hAnsi="Consolas"/>
+          <w:color w:val="960000"/>
+          <w:sz w:val="20"/>
+        </w:rPr>
+        <w:t>D-3</w:t>
+      </w:r>
+      <w:r>
+        <w:rPr>
+          <w:b w:val="0"/>
+          <w:color w:val="960000"/>
+          <w:sz w:val="20"/>
+        </w:rPr>
+        <w:t>/</w:t>
+      </w:r>
+      <w:r>
+        <w:rPr>
+          <w:rFonts w:ascii="Consolas" w:hAnsi="Consolas"/>
+          <w:color w:val="960000"/>
+          <w:sz w:val="20"/>
+        </w:rPr>
+        <w:t>D-13</w:t>
+      </w:r>
+      <w:r>
+        <w:rPr>
+          <w:b w:val="0"/>
+          <w:color w:val="960000"/>
+          <w:sz w:val="20"/>
+        </w:rPr>
+        <w:t xml:space="preserve">). La prohibición no cambia; el rótulo sí | </w:t>
+      </w:r>
+      <w:r>
+        <w:rPr>
+          <w:b/>
+          <w:color w:val="960000"/>
+          <w:sz w:val="20"/>
+        </w:rPr>
+        <w:t>Lo que NO cambia, y sigue siendo lo primero que hay que leer: esta placa no existe.</w:t>
       </w:r>
     </w:p>
     <w:p>
@@ -3315,21 +3901,21 @@
           <w:b w:val="0"/>
           <w:sz w:val="21"/>
         </w:rPr>
-        <w:t xml:space="preserve"> en el firmware de las dos puntas (</w:t>
-      </w:r>
-      <w:r>
-        <w:rPr>
-          <w:rFonts w:ascii="Consolas" w:hAnsi="Consolas"/>
+        <w:t xml:space="preserve"> en el firmware de las dos puntas, y </w:t>
+      </w:r>
+      <w:r>
+        <w:rPr>
+          <w:b/>
           <w:sz w:val="21"/>
         </w:rPr>
-        <w:t>Maestro/src/bluetooth.cpp:28</w:t>
+        <w:t>re-medido el 07/09 por símbolo</w:t>
       </w:r>
       <w:r>
         <w:rPr>
           <w:b w:val="0"/>
           <w:sz w:val="21"/>
         </w:rPr>
-        <w:t>,</w:t>
+        <w:t xml:space="preserve"> — ~~las cuatro</w:t>
       </w:r>
     </w:p>
     <w:p>
@@ -3338,10 +3924,17 @@
       </w:pPr>
       <w:r>
         <w:rPr>
+          <w:b w:val="0"/>
+          <w:sz w:val="21"/>
+        </w:rPr>
+        <w:t>citas por línea que había aquí (</w:t>
+      </w:r>
+      <w:r>
+        <w:rPr>
           <w:rFonts w:ascii="Consolas" w:hAnsi="Consolas"/>
           <w:sz w:val="21"/>
         </w:rPr>
-        <w:t>Esclavo/src/bluetooth.cpp:26</w:t>
+        <w:t>:28</w:t>
       </w:r>
       <w:r>
         <w:rPr>
@@ -3355,14 +3948,14 @@
           <w:rFonts w:ascii="Consolas" w:hAnsi="Consolas"/>
           <w:sz w:val="21"/>
         </w:rPr>
-        <w:t>SerialBT.begin(9600)</w:t>
+        <w:t>:26</w:t>
       </w:r>
       <w:r>
         <w:rPr>
           <w:b w:val="0"/>
           <w:sz w:val="21"/>
         </w:rPr>
-        <w:t xml:space="preserve"> en </w:t>
+        <w:t xml:space="preserve">, </w:t>
       </w:r>
       <w:r>
         <w:rPr>
@@ -3376,7 +3969,7 @@
           <w:b w:val="0"/>
           <w:sz w:val="21"/>
         </w:rPr>
-        <w:t xml:space="preserve"> y </w:t>
+        <w:t xml:space="preserve">, </w:t>
       </w:r>
       <w:r>
         <w:rPr>
@@ -3390,7 +3983,60 @@
           <w:b w:val="0"/>
           <w:sz w:val="21"/>
         </w:rPr>
-        <w:t>).</w:t>
+        <w:t>) están caducadas~~:</w:t>
+      </w:r>
+    </w:p>
+    <w:p>
+      <w:pPr>
+        <w:spacing w:after="200"/>
+        <w:ind w:left="288"/>
+        <w:shd w:val="clear" w:fill="F4F4F4"/>
+      </w:pPr>
+      <w:r>
+        <w:rPr>
+          <w:rFonts w:ascii="Consolas" w:hAnsi="Consolas"/>
+          <w:sz w:val="18"/>
+        </w:rPr>
+        <w:t>$ grep -n "SerialBT" 01_Firmware/Maestro/src/bluetooth.cpp 01_Firmware/Esclavo/src/bluetooth.cpp | grep -i "HardwareSerial\|begin(9600)"</w:t>
+        <w:br/>
+        <w:t>01_Firmware/Maestro/src/bluetooth.cpp:30:static HardwareSerial SerialBT(PB7, PB6); // USART1 remapeado: PB7 RX, PB6 TX</w:t>
+        <w:br/>
+        <w:t>01_Firmware/Maestro/src/bluetooth.cpp:137:  SerialBT.begin(9600);</w:t>
+        <w:br/>
+        <w:t>01_Firmware/Esclavo/src/bluetooth.cpp:29:static HardwareSerial SerialBT(PB7, PB6); // USART1 remapeado: PB7 RX, PB6 TX</w:t>
+        <w:br/>
+        <w:t>01_Firmware/Esclavo/src/bluetooth.cpp:165:  SerialBT.begin(9600);</w:t>
+      </w:r>
+    </w:p>
+    <w:p>
+      <w:pPr>
+        <w:spacing w:after="120"/>
+      </w:pPr>
+      <w:r>
+        <w:rPr>
+          <w:b/>
+          <w:sz w:val="21"/>
+        </w:rPr>
+        <w:t>Búsquelo por el símbolo `SerialBT`, no por el número:</w:t>
+      </w:r>
+      <w:r>
+        <w:rPr>
+          <w:b w:val="0"/>
+          <w:sz w:val="21"/>
+        </w:rPr>
+        <w:t xml:space="preserve"> un número de línea caduca solo, en</w:t>
+      </w:r>
+    </w:p>
+    <w:p>
+      <w:pPr>
+        <w:spacing w:after="120"/>
+      </w:pPr>
+      <w:r>
+        <w:rPr>
+          <w:b w:val="0"/>
+          <w:sz w:val="21"/>
+        </w:rPr>
+        <w:t>silencio y con autoridad de dato.</w:t>
       </w:r>
     </w:p>
     <w:p>
@@ -4492,7 +5138,7 @@
           <w:color w:val="960000"/>
           <w:sz w:val="20"/>
         </w:rPr>
-        <w:t xml:space="preserve">⚠️ </w:t>
+        <w:t xml:space="preserve">~~⚠️ </w:t>
       </w:r>
       <w:r>
         <w:rPr>
@@ -4533,6 +5179,604 @@
           <w:sz w:val="20"/>
         </w:rPr>
         <w:t>No se reporta como fallo, no se devuelve al mostrador y no se busca el defecto en la soldadura.</w:t>
+      </w:r>
+      <w:r>
+        <w:rPr>
+          <w:b w:val="0"/>
+          <w:color w:val="960000"/>
+          <w:sz w:val="20"/>
+        </w:rPr>
+        <w:t>~~</w:t>
+      </w:r>
+    </w:p>
+    <w:p>
+      <w:pPr>
+        <w:spacing w:after="160"/>
+        <w:ind w:left="360"/>
+        <w:shd w:val="clear" w:fill="FFF4E5"/>
+      </w:pPr>
+      <w:r>
+        <w:rPr>
+          <w:b w:val="0"/>
+          <w:color w:val="960000"/>
+          <w:sz w:val="20"/>
+        </w:rPr>
+        <w:t xml:space="preserve">🔴 TACHADO EL 07/09 — </w:t>
+      </w:r>
+      <w:r>
+        <w:rPr>
+          <w:b/>
+          <w:color w:val="960000"/>
+          <w:sz w:val="20"/>
+        </w:rPr>
+        <w:t>ERA UNA INSTRUCCIÓN DE NO MIRAR UNA AVERÍA, Y HOY ES AL REVÉS</w:t>
+      </w:r>
+      <w:r>
+        <w:rPr>
+          <w:b w:val="0"/>
+          <w:color w:val="960000"/>
+          <w:sz w:val="20"/>
+        </w:rPr>
+        <w:t xml:space="preserve"> </w:t>
+      </w:r>
+      <w:r>
+        <w:rPr>
+          <w:b/>
+          <w:color w:val="960000"/>
+          <w:sz w:val="20"/>
+        </w:rPr>
+        <w:t>La frase fue cierta el 31/08</w:t>
+      </w:r>
+      <w:r>
+        <w:rPr>
+          <w:b w:val="0"/>
+          <w:color w:val="960000"/>
+          <w:sz w:val="20"/>
+        </w:rPr>
+        <w:t xml:space="preserve"> —cuando este documento se escribió, nadie había medido si había software al otro lado—. </w:t>
+      </w:r>
+      <w:r>
+        <w:rPr>
+          <w:b/>
+          <w:color w:val="960000"/>
+          <w:sz w:val="20"/>
+        </w:rPr>
+        <w:t>Hoy es falsa por los dos extremos, y es exactamente el defecto que la pasada del 07/09 corrigió en `11_Manual_Instalacion_RTC_DS3231_Bateria.md` y que aquí quedó vivo.</w:t>
+      </w:r>
+      <w:r>
+        <w:rPr>
+          <w:b w:val="0"/>
+          <w:color w:val="960000"/>
+          <w:sz w:val="20"/>
+        </w:rPr>
+        <w:t xml:space="preserve"> </w:t>
+      </w:r>
+      <w:r>
+        <w:rPr>
+          <w:b/>
+          <w:color w:val="960000"/>
+          <w:sz w:val="20"/>
+        </w:rPr>
+        <w:t>1. El driver EXISTE, con llamadores.</w:t>
+      </w:r>
+      <w:r>
+        <w:rPr>
+          <w:b w:val="0"/>
+          <w:color w:val="960000"/>
+          <w:sz w:val="20"/>
+        </w:rPr>
+        <w:t xml:space="preserve"> Medido el 07/09: ``</w:t>
+      </w:r>
+      <w:r>
+        <w:rPr>
+          <w:rFonts w:ascii="Consolas" w:hAnsi="Consolas"/>
+          <w:color w:val="960000"/>
+          <w:sz w:val="20"/>
+        </w:rPr>
+        <w:t xml:space="preserve">  ls 01_Firmware/ESP32_Expansion/src/ despachador.cpp  enlace_stm32.cpp  main.cpp  puente.cpp  reloj_ds3231.cpp  trama.cpp  transporte_app.cpp  vigilante.cpp  grep -rn "reloj_ds3231.h" 01_Firmware/ESP32_Expansion/src 01_Firmware/ESP32_Expansion/src/despachador.cpp:4:#include "reloj_ds3231.h" 01_Firmware/ESP32_Expansion/src/main.cpp:107:#include "reloj_ds3231.h" 01_Firmware/ESP32_Expansion/src/puente.cpp:9:#include "reloj_ds3231.h" 01_Firmware/ESP32_Expansion/src/reloj_ds3231.cpp:3:#include "reloj_ds3231.h"  grep -n "DS3231_DIR\|DS3231_SDA\|DS3231_SCL" 01_Firmware/ESP32_Expansion/include/contrato.h 188:#define DS3231_DIR            0x68 189:#define DS3231_SDA            21 190:#define DS3231_SCL            22 </w:t>
+      </w:r>
+      <w:r>
+        <w:rPr>
+          <w:rFonts w:ascii="Consolas" w:hAnsi="Consolas"/>
+          <w:color w:val="960000"/>
+          <w:sz w:val="20"/>
+        </w:rPr>
+      </w:r>
+      <w:r>
+        <w:rPr>
+          <w:rFonts w:ascii="Consolas" w:hAnsi="Consolas"/>
+          <w:color w:val="960000"/>
+          <w:sz w:val="20"/>
+        </w:rPr>
+        <w:t xml:space="preserve"> *(Y de paso eso **confirma </w:t>
+      </w:r>
+      <w:r>
+        <w:rPr>
+          <w:b w:val="0"/>
+          <w:color w:val="960000"/>
+          <w:sz w:val="20"/>
+        </w:rPr>
+        <w:t>RTC-1</w:t>
+      </w:r>
+      <w:r>
+        <w:rPr>
+          <w:rFonts w:ascii="Consolas" w:hAnsi="Consolas"/>
+          <w:color w:val="960000"/>
+          <w:sz w:val="20"/>
+        </w:rPr>
+        <w:t xml:space="preserve"> contra el fuente**: </w:t>
+      </w:r>
+      <w:r>
+        <w:rPr>
+          <w:b w:val="0"/>
+          <w:color w:val="960000"/>
+          <w:sz w:val="20"/>
+        </w:rPr>
+        <w:t>GPIO21</w:t>
+      </w:r>
+      <w:r>
+        <w:rPr>
+          <w:rFonts w:ascii="Consolas" w:hAnsi="Consolas"/>
+          <w:color w:val="960000"/>
+          <w:sz w:val="20"/>
+        </w:rPr>
+        <w:t xml:space="preserve"> = SDA, </w:t>
+      </w:r>
+      <w:r>
+        <w:rPr>
+          <w:b w:val="0"/>
+          <w:color w:val="960000"/>
+          <w:sz w:val="20"/>
+        </w:rPr>
+        <w:t>GPIO22</w:t>
+      </w:r>
+      <w:r>
+        <w:rPr>
+          <w:rFonts w:ascii="Consolas" w:hAnsi="Consolas"/>
+          <w:color w:val="960000"/>
+          <w:sz w:val="20"/>
+        </w:rPr>
+        <w:t xml:space="preserve"> = SCL, dirección </w:t>
+      </w:r>
+      <w:r>
+        <w:rPr>
+          <w:b w:val="0"/>
+          <w:color w:val="960000"/>
+          <w:sz w:val="20"/>
+        </w:rPr>
+        <w:t>0x68</w:t>
+      </w:r>
+      <w:r>
+        <w:rPr>
+          <w:rFonts w:ascii="Consolas" w:hAnsi="Consolas"/>
+          <w:color w:val="960000"/>
+          <w:sz w:val="20"/>
+        </w:rPr>
+        <w:t xml:space="preserve">. Antes era una decisión de esta especificación; ahora es lo que el firmware compila.)* **2. Y con </w:t>
+      </w:r>
+      <w:r>
+        <w:rPr>
+          <w:b w:val="0"/>
+          <w:color w:val="960000"/>
+          <w:sz w:val="20"/>
+        </w:rPr>
+        <w:t>D-15</w:t>
+      </w:r>
+      <w:r>
+        <w:rPr>
+          <w:rFonts w:ascii="Consolas" w:hAnsi="Consolas"/>
+          <w:color w:val="960000"/>
+          <w:sz w:val="20"/>
+        </w:rPr>
+        <w:t>, ese reloj es el ÚNICO del poste.** El STM32 ya no pone ni acusa la hora —</w:t>
+      </w:r>
+      <w:r>
+        <w:rPr>
+          <w:b w:val="0"/>
+          <w:color w:val="960000"/>
+          <w:sz w:val="20"/>
+        </w:rPr>
+        <w:t>SET_RTC</w:t>
+      </w:r>
+      <w:r>
+        <w:rPr>
+          <w:rFonts w:ascii="Consolas" w:hAnsi="Consolas"/>
+          <w:color w:val="960000"/>
+          <w:sz w:val="20"/>
+        </w:rPr>
+        <w:t xml:space="preserve"> lo atiende el puente—, y su </w:t>
+      </w:r>
+      <w:r>
+        <w:rPr>
+          <w:b w:val="0"/>
+          <w:color w:val="960000"/>
+          <w:sz w:val="20"/>
+        </w:rPr>
+        <w:t>Y2</w:t>
+      </w:r>
+      <w:r>
+        <w:rPr>
+          <w:rFonts w:ascii="Consolas" w:hAnsi="Consolas"/>
+          <w:color w:val="960000"/>
+          <w:sz w:val="20"/>
+        </w:rPr>
+        <w:t xml:space="preserve"> está confirmado muerto (</w:t>
+      </w:r>
+      <w:r>
+        <w:rPr>
+          <w:b w:val="0"/>
+          <w:color w:val="960000"/>
+          <w:sz w:val="20"/>
+        </w:rPr>
+        <w:t>N-17</w:t>
+      </w:r>
+      <w:r>
+        <w:rPr>
+          <w:rFonts w:ascii="Consolas" w:hAnsi="Consolas"/>
+          <w:color w:val="960000"/>
+          <w:sz w:val="20"/>
+        </w:rPr>
+        <w:t xml:space="preserve">). O sea: 🛑 **UN </w:t>
+      </w:r>
+      <w:r>
+        <w:rPr>
+          <w:b w:val="0"/>
+          <w:color w:val="960000"/>
+          <w:sz w:val="20"/>
+        </w:rPr>
+        <w:t>DS3231</w:t>
+      </w:r>
+      <w:r>
+        <w:rPr>
+          <w:rFonts w:ascii="Consolas" w:hAnsi="Consolas"/>
+          <w:color w:val="960000"/>
+          <w:sz w:val="20"/>
+        </w:rPr>
+        <w:t xml:space="preserve"> MUDO NO ES «LO ESPERADO»: ES QUE ESE POSTE NO TIENE HORA.** Y sin hora se caen la sincronización, la medida de desfase y la autorización del Modo Degradado. ## Qué hacer si el reloj no contesta — **el diagnóstico existe y está en la app** El firmware **no devuelve un </w:t>
+      </w:r>
+      <w:r>
+        <w:rPr>
+          <w:b w:val="0"/>
+          <w:color w:val="960000"/>
+          <w:sz w:val="20"/>
+        </w:rPr>
+        <w:t>bool</w:t>
+      </w:r>
+      <w:r>
+        <w:rPr>
+          <w:rFonts w:ascii="Consolas" w:hAnsi="Consolas"/>
+          <w:color w:val="960000"/>
+          <w:sz w:val="20"/>
+        </w:rPr>
+        <w:t xml:space="preserve">**: devuelve el motivo, y cada uno manda a un sitio distinto. </w:t>
+      </w:r>
+      <w:r>
+        <w:rPr>
+          <w:b w:val="0"/>
+          <w:color w:val="960000"/>
+          <w:sz w:val="20"/>
+        </w:rPr>
+        <w:t>ERR</w:t>
+      </w:r>
+      <w:r>
+        <w:rPr>
+          <w:rFonts w:ascii="Consolas" w:hAnsi="Consolas"/>
+          <w:color w:val="960000"/>
+          <w:sz w:val="20"/>
+        </w:rPr>
+        <w:t xml:space="preserve"> del puente, leidos el 07/09 de </w:t>
+      </w:r>
+      <w:r>
+        <w:rPr>
+          <w:b w:val="0"/>
+          <w:color w:val="960000"/>
+          <w:sz w:val="20"/>
+        </w:rPr>
+        <w:t>ESP32_Expansion/src/despachador.cpp</w:t>
+      </w:r>
+      <w:r>
+        <w:rPr>
+          <w:rFonts w:ascii="Consolas" w:hAnsi="Consolas"/>
+          <w:color w:val="960000"/>
+          <w:sz w:val="20"/>
+        </w:rPr>
+        <w:t xml:space="preserve"> *(salen sobre </w:t>
+      </w:r>
+      <w:r>
+        <w:rPr>
+          <w:b w:val="0"/>
+          <w:color w:val="960000"/>
+          <w:sz w:val="20"/>
+        </w:rPr>
+        <w:t>CMD:LEER_RTC</w:t>
+      </w:r>
+      <w:r>
+        <w:rPr>
+          <w:rFonts w:ascii="Consolas" w:hAnsi="Consolas"/>
+          <w:color w:val="960000"/>
+          <w:sz w:val="20"/>
+        </w:rPr>
+        <w:t xml:space="preserve">, con </w:t>
+      </w:r>
+      <w:r>
+        <w:rPr>
+          <w:b w:val="0"/>
+          <w:color w:val="960000"/>
+          <w:sz w:val="20"/>
+        </w:rPr>
+        <w:t>NODE:PUENTE</w:t>
+      </w:r>
+      <w:r>
+        <w:rPr>
+          <w:rFonts w:ascii="Consolas" w:hAnsi="Consolas"/>
+          <w:color w:val="960000"/>
+          <w:sz w:val="20"/>
+        </w:rPr>
+        <w:t xml:space="preserve"> — </w:t>
+      </w:r>
+      <w:r>
+        <w:rPr>
+          <w:b w:val="0"/>
+          <w:color w:val="960000"/>
+          <w:sz w:val="20"/>
+        </w:rPr>
+        <w:t>grep -n "DESC:" 01_Firmware/ESP32_Expansion/src/despachador.cpp</w:t>
+      </w:r>
+      <w:r>
+        <w:rPr>
+          <w:rFonts w:ascii="Consolas" w:hAnsi="Consolas"/>
+          <w:color w:val="960000"/>
+          <w:sz w:val="20"/>
+        </w:rPr>
+        <w:t xml:space="preserve">)*: | </w:t>
+      </w:r>
+      <w:r>
+        <w:rPr>
+          <w:b w:val="0"/>
+          <w:color w:val="960000"/>
+          <w:sz w:val="20"/>
+        </w:rPr>
+        <w:t>ERR,…,DESC:</w:t>
+      </w:r>
+      <w:r>
+        <w:rPr>
+          <w:rFonts w:ascii="Consolas" w:hAnsi="Consolas"/>
+          <w:color w:val="960000"/>
+          <w:sz w:val="20"/>
+        </w:rPr>
+        <w:t xml:space="preserve"> | qué mirar | |---|---| | </w:t>
+      </w:r>
+      <w:r>
+        <w:rPr>
+          <w:b w:val="0"/>
+          <w:color w:val="960000"/>
+          <w:sz w:val="20"/>
+        </w:rPr>
+        <w:t>NUNCA_SE_PUSO_PONGA_LA_HORA</w:t>
+      </w:r>
+      <w:r>
+        <w:rPr>
+          <w:rFonts w:ascii="Consolas" w:hAnsi="Consolas"/>
+          <w:color w:val="960000"/>
+          <w:sz w:val="20"/>
+        </w:rPr>
+        <w:t xml:space="preserve"> | nada roto: mande </w:t>
+      </w:r>
+      <w:r>
+        <w:rPr>
+          <w:b w:val="0"/>
+          <w:color w:val="960000"/>
+          <w:sz w:val="20"/>
+        </w:rPr>
+        <w:t>CMD:PIN:1234:SET_RTC:…</w:t>
+      </w:r>
+      <w:r>
+        <w:rPr>
+          <w:rFonts w:ascii="Consolas" w:hAnsi="Consolas"/>
+          <w:color w:val="960000"/>
+          <w:sz w:val="20"/>
+        </w:rPr>
+        <w:t xml:space="preserve"> | | </w:t>
+      </w:r>
+      <w:r>
+        <w:rPr>
+          <w:b w:val="0"/>
+          <w:color w:val="960000"/>
+          <w:sz w:val="20"/>
+        </w:rPr>
+        <w:t>OSCILADOR_PARADO_CAMBIE_PILA</w:t>
+      </w:r>
+      <w:r>
+        <w:rPr>
+          <w:rFonts w:ascii="Consolas" w:hAnsi="Consolas"/>
+          <w:color w:val="960000"/>
+          <w:sz w:val="20"/>
+        </w:rPr>
+        <w:t xml:space="preserve"> | **la pila** — bit </w:t>
+      </w:r>
+      <w:r>
+        <w:rPr>
+          <w:b w:val="0"/>
+          <w:color w:val="960000"/>
+          <w:sz w:val="20"/>
+        </w:rPr>
+        <w:t>OSF</w:t>
+      </w:r>
+      <w:r>
+        <w:rPr>
+          <w:rFonts w:ascii="Consolas" w:hAnsi="Consolas"/>
+          <w:color w:val="960000"/>
+          <w:sz w:val="20"/>
+        </w:rPr>
+        <w:t xml:space="preserve"> puesto | | </w:t>
+      </w:r>
+      <w:r>
+        <w:rPr>
+          <w:b w:val="0"/>
+          <w:color w:val="960000"/>
+          <w:sz w:val="20"/>
+        </w:rPr>
+        <w:t>SIN_RELOJ_NO_RESPONDE</w:t>
+      </w:r>
+      <w:r>
+        <w:rPr>
+          <w:rFonts w:ascii="Consolas" w:hAnsi="Consolas"/>
+          <w:color w:val="960000"/>
+          <w:sz w:val="20"/>
+        </w:rPr>
+        <w:t xml:space="preserve"> | **el bus I²C**: módulo ausente, </w:t>
+      </w:r>
+      <w:r>
+        <w:rPr>
+          <w:b w:val="0"/>
+          <w:color w:val="960000"/>
+          <w:sz w:val="20"/>
+        </w:rPr>
+        <w:t>SDA</w:t>
+      </w:r>
+      <w:r>
+        <w:rPr>
+          <w:rFonts w:ascii="Consolas" w:hAnsi="Consolas"/>
+          <w:color w:val="960000"/>
+          <w:sz w:val="20"/>
+        </w:rPr>
+        <w:t>/</w:t>
+      </w:r>
+      <w:r>
+        <w:rPr>
+          <w:b w:val="0"/>
+          <w:color w:val="960000"/>
+          <w:sz w:val="20"/>
+        </w:rPr>
+        <w:t>SCL</w:t>
+      </w:r>
+      <w:r>
+        <w:rPr>
+          <w:rFonts w:ascii="Consolas" w:hAnsi="Consolas"/>
+          <w:color w:val="960000"/>
+          <w:sz w:val="20"/>
+        </w:rPr>
+        <w:t xml:space="preserve"> cruzados o sin soldar | | </w:t>
+      </w:r>
+      <w:r>
+        <w:rPr>
+          <w:b w:val="0"/>
+          <w:color w:val="960000"/>
+          <w:sz w:val="20"/>
+        </w:rPr>
+        <w:t>ESCRITURA_A_MEDIAS_REPITA_SET_RTC</w:t>
+      </w:r>
+      <w:r>
+        <w:rPr>
+          <w:rFonts w:ascii="Consolas" w:hAnsi="Consolas"/>
+          <w:color w:val="960000"/>
+          <w:sz w:val="20"/>
+        </w:rPr>
+        <w:t xml:space="preserve"> | repita la orden | | </w:t>
+      </w:r>
+      <w:r>
+        <w:rPr>
+          <w:b w:val="0"/>
+          <w:color w:val="960000"/>
+          <w:sz w:val="20"/>
+        </w:rPr>
+        <w:t>MODO_12H_PONGA_LA_HORA</w:t>
+      </w:r>
+      <w:r>
+        <w:rPr>
+          <w:rFonts w:ascii="Consolas" w:hAnsi="Consolas"/>
+          <w:color w:val="960000"/>
+          <w:sz w:val="20"/>
+        </w:rPr>
+        <w:t xml:space="preserve"> · </w:t>
+      </w:r>
+      <w:r>
+        <w:rPr>
+          <w:b w:val="0"/>
+          <w:color w:val="960000"/>
+          <w:sz w:val="20"/>
+        </w:rPr>
+        <w:t>REGISTROS_INCOHERENTES</w:t>
+      </w:r>
+      <w:r>
+        <w:rPr>
+          <w:rFonts w:ascii="Consolas" w:hAnsi="Consolas"/>
+          <w:color w:val="960000"/>
+          <w:sz w:val="20"/>
+        </w:rPr>
+        <w:t xml:space="preserve"> · </w:t>
+      </w:r>
+      <w:r>
+        <w:rPr>
+          <w:b w:val="0"/>
+          <w:color w:val="960000"/>
+          <w:sz w:val="20"/>
+        </w:rPr>
+        <w:t>BARRERA_INCOHERENTE</w:t>
+      </w:r>
+      <w:r>
+        <w:rPr>
+          <w:rFonts w:ascii="Consolas" w:hAnsi="Consolas"/>
+          <w:color w:val="960000"/>
+          <w:sz w:val="20"/>
+        </w:rPr>
+        <w:t xml:space="preserve"> | el registro está en un estado que no compone fecha: reponerla | ⚠️ **Y el borde que la propia cabecera del driver escribe, para que no se lea de más:** *«que el ESP32 lleve reloj NO arregla el </w:t>
+      </w:r>
+      <w:r>
+        <w:rPr>
+          <w:b w:val="0"/>
+          <w:color w:val="960000"/>
+          <w:sz w:val="20"/>
+        </w:rPr>
+        <w:t>Y2</w:t>
+      </w:r>
+      <w:r>
+        <w:rPr>
+          <w:rFonts w:ascii="Consolas" w:hAnsi="Consolas"/>
+          <w:color w:val="960000"/>
+          <w:sz w:val="20"/>
+        </w:rPr>
+        <w:t xml:space="preserve"> de los STM32. Son dos relojes distintos.»* Poner en hora este </w:t>
+      </w:r>
+      <w:r>
+        <w:rPr>
+          <w:b w:val="0"/>
+          <w:color w:val="960000"/>
+          <w:sz w:val="20"/>
+        </w:rPr>
+        <w:t>DS3231</w:t>
+      </w:r>
+      <w:r>
+        <w:rPr>
+          <w:rFonts w:ascii="Consolas" w:hAnsi="Consolas"/>
+          <w:color w:val="960000"/>
+          <w:sz w:val="20"/>
+        </w:rPr>
+        <w:t xml:space="preserve"> **no** pone en hora al controlador del semáforo. Esa vía es </w:t>
+      </w:r>
+      <w:r>
+        <w:rPr>
+          <w:b w:val="0"/>
+          <w:color w:val="960000"/>
+          <w:sz w:val="20"/>
+        </w:rPr>
+        <w:t>AB-4</w:t>
+      </w:r>
+      <w:r>
+        <w:rPr>
+          <w:rFonts w:ascii="Consolas" w:hAnsi="Consolas"/>
+          <w:color w:val="960000"/>
+          <w:sz w:val="20"/>
+        </w:rPr>
+        <w:t xml:space="preserve"> y está abierta. ✅ **Lo único de la frase tachada que sobrevive: no se busca el defecto en la soldadura antes de leer el </w:t>
+      </w:r>
+      <w:r>
+        <w:rPr>
+          <w:b w:val="0"/>
+          <w:color w:val="960000"/>
+          <w:sz w:val="20"/>
+        </w:rPr>
+        <w:t>ERR`.** Primero la lectura, después la pieza.</w:t>
       </w:r>
     </w:p>
     <w:p>
@@ -4684,7 +5928,7 @@
           <w:color w:val="960000"/>
           <w:sz w:val="20"/>
         </w:rPr>
-        <w:t xml:space="preserve"> (la barrera), ni hacia </w:t>
+        <w:t xml:space="preserve"> (la talanquera), ni hacia ~~</w:t>
       </w:r>
       <w:r>
         <w:rPr>
@@ -4700,7 +5944,183 @@
           <w:color w:val="960000"/>
           <w:sz w:val="20"/>
         </w:rPr>
-        <w:t xml:space="preserve"> (la cámara), ni hacia </w:t>
+        <w:t xml:space="preserve"> (la cámara)~~ </w:t>
+      </w:r>
+      <w:r>
+        <w:rPr>
+          <w:b/>
+          <w:color w:val="960000"/>
+          <w:sz w:val="20"/>
+        </w:rPr>
+        <w:t>`J14`</w:t>
+      </w:r>
+      <w:r>
+        <w:rPr>
+          <w:b w:val="0"/>
+          <w:color w:val="960000"/>
+          <w:sz w:val="20"/>
+        </w:rPr>
+        <w:t xml:space="preserve"> *(🔴 </w:t>
+      </w:r>
+      <w:r>
+        <w:rPr>
+          <w:b/>
+          <w:color w:val="960000"/>
+          <w:sz w:val="20"/>
+        </w:rPr>
+        <w:t>07/09: `J14` NO es «la cámara».</w:t>
+      </w:r>
+      <w:r>
+        <w:rPr>
+          <w:b w:val="0"/>
+          <w:color w:val="960000"/>
+          <w:sz w:val="20"/>
+        </w:rPr>
+        <w:t xml:space="preserve"> Es </w:t>
+      </w:r>
+      <w:r>
+        <w:rPr>
+          <w:rFonts w:ascii="Consolas" w:hAnsi="Consolas"/>
+          <w:color w:val="960000"/>
+          <w:sz w:val="20"/>
+        </w:rPr>
+        <w:t>CAM_DEMANDA_PIN</w:t>
+      </w:r>
+      <w:r>
+        <w:rPr>
+          <w:b w:val="0"/>
+          <w:color w:val="960000"/>
+          <w:sz w:val="20"/>
+        </w:rPr>
+        <w:t xml:space="preserve"> = </w:t>
+      </w:r>
+      <w:r>
+        <w:rPr>
+          <w:rFonts w:ascii="Consolas" w:hAnsi="Consolas"/>
+          <w:color w:val="960000"/>
+          <w:sz w:val="20"/>
+        </w:rPr>
+        <w:t>PB0</w:t>
+      </w:r>
+      <w:r>
+        <w:rPr>
+          <w:b w:val="0"/>
+          <w:color w:val="960000"/>
+          <w:sz w:val="20"/>
+        </w:rPr>
+        <w:t xml:space="preserve">, la entrada de demanda del Modo Inteligente. </w:t>
+      </w:r>
+      <w:r>
+        <w:rPr>
+          <w:b/>
+          <w:color w:val="960000"/>
+          <w:sz w:val="20"/>
+        </w:rPr>
+        <w:t>Las cámaras compradas van a `J16` p10/p12</w:t>
+      </w:r>
+      <w:r>
+        <w:rPr>
+          <w:b w:val="0"/>
+          <w:color w:val="960000"/>
+          <w:sz w:val="20"/>
+        </w:rPr>
+        <w:t xml:space="preserve"> — </w:t>
+      </w:r>
+      <w:r>
+        <w:rPr>
+          <w:rFonts w:ascii="Consolas" w:hAnsi="Consolas"/>
+          <w:color w:val="960000"/>
+          <w:sz w:val="20"/>
+        </w:rPr>
+        <w:t>D-2</w:t>
+      </w:r>
+      <w:r>
+        <w:rPr>
+          <w:b w:val="0"/>
+          <w:color w:val="960000"/>
+          <w:sz w:val="20"/>
+        </w:rPr>
+        <w:t xml:space="preserve">, </w:t>
+      </w:r>
+      <w:r>
+        <w:rPr>
+          <w:rFonts w:ascii="Consolas" w:hAnsi="Consolas"/>
+          <w:color w:val="960000"/>
+          <w:sz w:val="20"/>
+        </w:rPr>
+        <w:t>D-3</w:t>
+      </w:r>
+      <w:r>
+        <w:rPr>
+          <w:b w:val="0"/>
+          <w:color w:val="960000"/>
+          <w:sz w:val="20"/>
+        </w:rPr>
+        <w:t xml:space="preserve">, </w:t>
+      </w:r>
+      <w:r>
+        <w:rPr>
+          <w:rFonts w:ascii="Consolas" w:hAnsi="Consolas"/>
+          <w:color w:val="960000"/>
+          <w:sz w:val="20"/>
+        </w:rPr>
+        <w:t>D-13</w:t>
+      </w:r>
+      <w:r>
+        <w:rPr>
+          <w:b w:val="0"/>
+          <w:color w:val="960000"/>
+          <w:sz w:val="20"/>
+        </w:rPr>
+        <w:t xml:space="preserve">. </w:t>
+      </w:r>
+      <w:r>
+        <w:rPr>
+          <w:b/>
+          <w:color w:val="960000"/>
+          <w:sz w:val="20"/>
+        </w:rPr>
+        <w:t>La prohibición no cambia y ahora cubre las dos:</w:t>
+      </w:r>
+      <w:r>
+        <w:rPr>
+          <w:b w:val="0"/>
+          <w:color w:val="960000"/>
+          <w:sz w:val="20"/>
+        </w:rPr>
+        <w:t xml:space="preserve"> ni a </w:t>
+      </w:r>
+      <w:r>
+        <w:rPr>
+          <w:rFonts w:ascii="Consolas" w:hAnsi="Consolas"/>
+          <w:color w:val="960000"/>
+          <w:sz w:val="20"/>
+        </w:rPr>
+        <w:t>J14</w:t>
+      </w:r>
+      <w:r>
+        <w:rPr>
+          <w:b w:val="0"/>
+          <w:color w:val="960000"/>
+          <w:sz w:val="20"/>
+        </w:rPr>
+        <w:t xml:space="preserve"> ni a </w:t>
+      </w:r>
+      <w:r>
+        <w:rPr>
+          <w:rFonts w:ascii="Consolas" w:hAnsi="Consolas"/>
+          <w:color w:val="960000"/>
+          <w:sz w:val="20"/>
+        </w:rPr>
+        <w:t>J16</w:t>
+      </w:r>
+      <w:r>
+        <w:rPr>
+          <w:b w:val="0"/>
+          <w:color w:val="960000"/>
+          <w:sz w:val="20"/>
+        </w:rPr>
+        <w:t xml:space="preserve">)*, ni hacia </w:t>
       </w:r>
       <w:r>
         <w:rPr>
@@ -7267,6 +8687,13 @@
             <w:r/>
             <w:r>
               <w:rPr>
+                <w:b w:val="0"/>
+                <w:sz w:val="19"/>
+              </w:rPr>
+              <w:t>~~</w:t>
+            </w:r>
+            <w:r>
+              <w:rPr>
                 <w:b/>
                 <w:sz w:val="19"/>
               </w:rPr>
@@ -7277,7 +8704,21 @@
                 <w:b w:val="0"/>
                 <w:sz w:val="19"/>
               </w:rPr>
-              <w:t xml:space="preserve"> *(ver 12.2)*</w:t>
+              <w:t xml:space="preserve"> *(ver 12.2)*~~ → 🔴 </w:t>
+            </w:r>
+            <w:r>
+              <w:rPr>
+                <w:b/>
+                <w:sz w:val="19"/>
+              </w:rPr>
+              <w:t>2</w:t>
+            </w:r>
+            <w:r>
+              <w:rPr>
+                <w:b w:val="0"/>
+                <w:sz w:val="19"/>
+              </w:rPr>
+              <w:t xml:space="preserve"> *(uno por poste)*</w:t>
             </w:r>
           </w:p>
         </w:tc>
@@ -7299,7 +8740,112 @@
                 <w:b/>
                 <w:sz w:val="19"/>
               </w:rPr>
-              <w:t>NO COMPRADO</w:t>
+              <w:t>07/09: la CANTIDAD estaba pedida de menos.</w:t>
+            </w:r>
+            <w:r>
+              <w:rPr>
+                <w:b w:val="0"/>
+                <w:sz w:val="19"/>
+              </w:rPr>
+              <w:t xml:space="preserve"> </w:t>
+            </w:r>
+            <w:r>
+              <w:rPr>
+                <w:rFonts w:ascii="Consolas" w:hAnsi="Consolas"/>
+                <w:sz w:val="19"/>
+              </w:rPr>
+              <w:t>D-9</w:t>
+            </w:r>
+            <w:r>
+              <w:rPr>
+                <w:b w:val="0"/>
+                <w:sz w:val="19"/>
+              </w:rPr>
+              <w:t>/</w:t>
+            </w:r>
+            <w:r>
+              <w:rPr>
+                <w:rFonts w:ascii="Consolas" w:hAnsi="Consolas"/>
+                <w:sz w:val="19"/>
+              </w:rPr>
+              <w:t>D-15</w:t>
+            </w:r>
+            <w:r>
+              <w:rPr>
+                <w:b w:val="0"/>
+                <w:sz w:val="19"/>
+              </w:rPr>
+              <w:t>/</w:t>
+            </w:r>
+            <w:r>
+              <w:rPr>
+                <w:rFonts w:ascii="Consolas" w:hAnsi="Consolas"/>
+                <w:sz w:val="19"/>
+              </w:rPr>
+              <w:t>D-17</w:t>
+            </w:r>
+            <w:r>
+              <w:rPr>
+                <w:b w:val="0"/>
+                <w:sz w:val="19"/>
+              </w:rPr>
+              <w:t xml:space="preserve">: </w:t>
+            </w:r>
+            <w:r>
+              <w:rPr>
+                <w:b/>
+                <w:sz w:val="19"/>
+              </w:rPr>
+              <w:t>hay dos relojes por cruce y no se hablan entre sí</w:t>
+            </w:r>
+            <w:r>
+              <w:rPr>
+                <w:b w:val="0"/>
+                <w:sz w:val="19"/>
+              </w:rPr>
+              <w:t xml:space="preserve">. ⚠️ </w:t>
+            </w:r>
+            <w:r>
+              <w:rPr>
+                <w:rFonts w:ascii="Consolas" w:hAnsi="Consolas"/>
+                <w:sz w:val="19"/>
+              </w:rPr>
+              <w:t>A-5</w:t>
+            </w:r>
+            <w:r>
+              <w:rPr>
+                <w:b w:val="0"/>
+                <w:sz w:val="19"/>
+              </w:rPr>
+              <w:t xml:space="preserve"> (05/09) dice que </w:t>
+            </w:r>
+            <w:r>
+              <w:rPr>
+                <w:b/>
+                <w:sz w:val="19"/>
+              </w:rPr>
+              <w:t>al menos uno ya estaba en el banco y dio hora real</w:t>
+            </w:r>
+            <w:r>
+              <w:rPr>
+                <w:b w:val="0"/>
+                <w:sz w:val="19"/>
+              </w:rPr>
+              <w:t xml:space="preserve">; la línea </w:t>
+            </w:r>
+            <w:r>
+              <w:rPr>
+                <w:rFonts w:ascii="Consolas" w:hAnsi="Consolas"/>
+                <w:sz w:val="19"/>
+              </w:rPr>
+              <w:t>A6</w:t>
+            </w:r>
+            <w:r>
+              <w:rPr>
+                <w:b w:val="0"/>
+                <w:sz w:val="19"/>
+              </w:rPr>
+              <w:t xml:space="preserve"> de la lista de compras manda sobre esta celda</w:t>
             </w:r>
           </w:p>
         </w:tc>
@@ -7947,10 +9493,24 @@
             <w:r/>
             <w:r>
               <w:rPr>
+                <w:b w:val="0"/>
+                <w:sz w:val="19"/>
+              </w:rPr>
+              <w:t>~~</w:t>
+            </w:r>
+            <w:r>
+              <w:rPr>
                 <w:b/>
                 <w:sz w:val="19"/>
               </w:rPr>
               <w:t>`PP-D5`</w:t>
+            </w:r>
+            <w:r>
+              <w:rPr>
+                <w:b w:val="0"/>
+                <w:sz w:val="19"/>
+              </w:rPr>
+              <w:t>~~</w:t>
             </w:r>
           </w:p>
         </w:tc>
@@ -7962,6 +9522,13 @@
             <w:r/>
             <w:r>
               <w:rPr>
+                <w:b w:val="0"/>
+                <w:sz w:val="19"/>
+              </w:rPr>
+              <w:t>~~</w:t>
+            </w:r>
+            <w:r>
+              <w:rPr>
                 <w:b/>
                 <w:sz w:val="19"/>
               </w:rPr>
@@ -7994,6 +9561,13 @@
                 <w:sz w:val="19"/>
               </w:rPr>
               <w:t>que sigue sin diagnosticarse</w:t>
+            </w:r>
+            <w:r>
+              <w:rPr>
+                <w:b w:val="0"/>
+                <w:sz w:val="19"/>
+              </w:rPr>
+              <w:t>~~</w:t>
             </w:r>
           </w:p>
         </w:tc>
@@ -8008,7 +9582,14 @@
                 <w:b w:val="0"/>
                 <w:sz w:val="19"/>
               </w:rPr>
-              <w:t>el responsable, con el resultado del banco</w:t>
+              <w:t xml:space="preserve">✅ </w:t>
+            </w:r>
+            <w:r>
+              <w:rPr>
+                <w:b/>
+                <w:sz w:val="19"/>
+              </w:rPr>
+              <w:t>CERRADA EL 07/09 — YA ESTABA DECIDIDA Y ESTE DOCUMENTO NO SE ENTERÓ</w:t>
             </w:r>
           </w:p>
         </w:tc>
@@ -8020,66 +9601,10 @@
             <w:r/>
             <w:r>
               <w:rPr>
-                <w:b w:val="0"/>
-                <w:sz w:val="19"/>
-              </w:rPr>
-              <w:t xml:space="preserve">La </w:t>
-            </w:r>
-            <w:r>
-              <w:rPr>
                 <w:b/>
                 <w:sz w:val="19"/>
               </w:rPr>
-              <w:t>compra</w:t>
-            </w:r>
-            <w:r>
-              <w:rPr>
-                <w:b w:val="0"/>
-                <w:sz w:val="19"/>
-              </w:rPr>
-              <w:t xml:space="preserve"> de </w:t>
-            </w:r>
-            <w:r>
-              <w:rPr>
-                <w:rFonts w:ascii="Consolas" w:hAnsi="Consolas"/>
-                <w:sz w:val="19"/>
-              </w:rPr>
-              <w:t>A6</w:t>
-            </w:r>
-            <w:r>
-              <w:rPr>
-                <w:b w:val="0"/>
-                <w:sz w:val="19"/>
-              </w:rPr>
-              <w:t xml:space="preserve">, </w:t>
-            </w:r>
-            <w:r>
-              <w:rPr>
-                <w:b/>
-                <w:sz w:val="19"/>
-              </w:rPr>
-              <w:t>no</w:t>
-            </w:r>
-            <w:r>
-              <w:rPr>
-                <w:b w:val="0"/>
-                <w:sz w:val="19"/>
-              </w:rPr>
-              <w:t xml:space="preserve"> el dibujo: la huella se dibuja en las dos placas de todos modos (</w:t>
-            </w:r>
-            <w:r>
-              <w:rPr>
-                <w:rFonts w:ascii="Consolas" w:hAnsi="Consolas"/>
-                <w:sz w:val="19"/>
-              </w:rPr>
-              <w:t>RTC-3</w:t>
-            </w:r>
-            <w:r>
-              <w:rPr>
-                <w:b w:val="0"/>
-                <w:sz w:val="19"/>
-              </w:rPr>
-              <w:t>)</w:t>
+              <w:t>DOS: uno por poste</w:t>
             </w:r>
           </w:p>
         </w:tc>
@@ -8151,6 +9676,381 @@
       <w:pPr>
         <w:spacing w:after="120"/>
       </w:pPr>
+    </w:p>
+    <w:p>
+      <w:pPr>
+        <w:spacing w:after="160"/>
+        <w:ind w:left="360"/>
+        <w:shd w:val="clear" w:fill="FFF4E5"/>
+      </w:pPr>
+      <w:r>
+        <w:rPr>
+          <w:b w:val="0"/>
+          <w:color w:val="960000"/>
+          <w:sz w:val="20"/>
+        </w:rPr>
+        <w:t xml:space="preserve">✅ 07/09 — </w:t>
+      </w:r>
+      <w:r>
+        <w:rPr>
+          <w:rFonts w:ascii="Consolas" w:hAnsi="Consolas"/>
+          <w:color w:val="960000"/>
+          <w:sz w:val="20"/>
+        </w:rPr>
+        <w:t>PP-D5</w:t>
+      </w:r>
+      <w:r>
+        <w:rPr>
+          <w:b w:val="0"/>
+          <w:color w:val="960000"/>
+          <w:sz w:val="20"/>
+        </w:rPr>
+        <w:t xml:space="preserve"> NO ERA UNA PREGUNTA ABIERTA: LLEVABA DECIDIDA DESDE EL 05/09 </w:t>
+      </w:r>
+      <w:r>
+        <w:rPr>
+          <w:b/>
+          <w:color w:val="960000"/>
+          <w:sz w:val="20"/>
+        </w:rPr>
+        <w:t>`DECISIONES.md` `D-9`, `D-15` y `D-17`, las tres del 05/09:</w:t>
+      </w:r>
+      <w:r>
+        <w:rPr>
+          <w:b w:val="0"/>
+          <w:color w:val="960000"/>
+          <w:sz w:val="20"/>
+        </w:rPr>
+        <w:t xml:space="preserve"> *«el reloj lo lleva el ESP32 de cada punta»*, *«hay </w:t>
+      </w:r>
+      <w:r>
+        <w:rPr>
+          <w:b/>
+          <w:color w:val="960000"/>
+          <w:sz w:val="20"/>
+        </w:rPr>
+        <w:t>dos relojes por cruce</w:t>
+      </w:r>
+      <w:r>
+        <w:rPr>
+          <w:b w:val="0"/>
+          <w:color w:val="960000"/>
+          <w:sz w:val="20"/>
+        </w:rPr>
+        <w:t xml:space="preserve"> —un </w:t>
+      </w:r>
+      <w:r>
+        <w:rPr>
+          <w:rFonts w:ascii="Consolas" w:hAnsi="Consolas"/>
+          <w:color w:val="960000"/>
+          <w:sz w:val="20"/>
+        </w:rPr>
+        <w:t>DS3231</w:t>
+      </w:r>
+      <w:r>
+        <w:rPr>
+          <w:b w:val="0"/>
+          <w:color w:val="960000"/>
+          <w:sz w:val="20"/>
+        </w:rPr>
+        <w:t xml:space="preserve"> con pila por ESP32— y el STM32 no tiene ninguno»*, y *«los dos ESP32 </w:t>
+      </w:r>
+      <w:r>
+        <w:rPr>
+          <w:b/>
+          <w:color w:val="960000"/>
+          <w:sz w:val="20"/>
+        </w:rPr>
+        <w:t>no se hablan</w:t>
+      </w:r>
+      <w:r>
+        <w:rPr>
+          <w:b w:val="0"/>
+          <w:color w:val="960000"/>
+          <w:sz w:val="20"/>
+        </w:rPr>
+        <w:t xml:space="preserve">, así que la comparación sólo la puede hacer la app visitando los dos postes»*. </w:t>
+      </w:r>
+      <w:r>
+        <w:rPr>
+          <w:b/>
+          <w:color w:val="960000"/>
+          <w:sz w:val="20"/>
+        </w:rPr>
+        <w:t>Y la premisa sobre la que `PP-D5` se sostenía cayó por los dos lados:</w:t>
+      </w:r>
+      <w:r>
+        <w:rPr>
+          <w:b w:val="0"/>
+          <w:color w:val="960000"/>
+          <w:sz w:val="20"/>
+        </w:rPr>
+        <w:t xml:space="preserve"> - *«el Esclavo toma la hora del Maestro por radio»* → </w:t>
+      </w:r>
+      <w:r>
+        <w:rPr>
+          <w:b/>
+          <w:color w:val="960000"/>
+          <w:sz w:val="20"/>
+        </w:rPr>
+        <w:t>`D-15` retiró ese camino.</w:t>
+      </w:r>
+      <w:r>
+        <w:rPr>
+          <w:b w:val="0"/>
+          <w:color w:val="960000"/>
+          <w:sz w:val="20"/>
+        </w:rPr>
+        <w:t xml:space="preserve"> El STM32 ya no pone ni acusa la hora en ninguna punta; el </w:t>
+      </w:r>
+      <w:r>
+        <w:rPr>
+          <w:rFonts w:ascii="Consolas" w:hAnsi="Consolas"/>
+          <w:color w:val="960000"/>
+          <w:sz w:val="20"/>
+        </w:rPr>
+        <w:t>SET_RTC</w:t>
+      </w:r>
+      <w:r>
+        <w:rPr>
+          <w:b w:val="0"/>
+          <w:color w:val="960000"/>
+          <w:sz w:val="20"/>
+        </w:rPr>
+        <w:t xml:space="preserve"> lo atiende </w:t>
+      </w:r>
+      <w:r>
+        <w:rPr>
+          <w:b/>
+          <w:color w:val="960000"/>
+          <w:sz w:val="20"/>
+        </w:rPr>
+        <w:t>el puente de cada poste</w:t>
+      </w:r>
+      <w:r>
+        <w:rPr>
+          <w:b w:val="0"/>
+          <w:color w:val="960000"/>
+          <w:sz w:val="20"/>
+        </w:rPr>
+        <w:t xml:space="preserve">. - *«depende de en qué tarjeta está muerto el cristal </w:t>
+      </w:r>
+      <w:r>
+        <w:rPr>
+          <w:rFonts w:ascii="Consolas" w:hAnsi="Consolas"/>
+          <w:color w:val="960000"/>
+          <w:sz w:val="20"/>
+        </w:rPr>
+        <w:t>Y2</w:t>
+      </w:r>
+      <w:r>
+        <w:rPr>
+          <w:b w:val="0"/>
+          <w:color w:val="960000"/>
+          <w:sz w:val="20"/>
+        </w:rPr>
+        <w:t xml:space="preserve">»* → </w:t>
+      </w:r>
+      <w:r>
+        <w:rPr>
+          <w:b/>
+          <w:color w:val="960000"/>
+          <w:sz w:val="20"/>
+        </w:rPr>
+        <w:t>ya no depende de eso.</w:t>
+      </w:r>
+      <w:r>
+        <w:rPr>
+          <w:b w:val="0"/>
+          <w:color w:val="960000"/>
+          <w:sz w:val="20"/>
+        </w:rPr>
+        <w:t xml:space="preserve"> </w:t>
+      </w:r>
+      <w:r>
+        <w:rPr>
+          <w:rFonts w:ascii="Consolas" w:hAnsi="Consolas"/>
+          <w:color w:val="960000"/>
+          <w:sz w:val="20"/>
+        </w:rPr>
+        <w:t>N-17</w:t>
+      </w:r>
+      <w:r>
+        <w:rPr>
+          <w:b w:val="0"/>
+          <w:color w:val="960000"/>
+          <w:sz w:val="20"/>
+        </w:rPr>
+        <w:t xml:space="preserve"> da </w:t>
+      </w:r>
+      <w:r>
+        <w:rPr>
+          <w:rFonts w:ascii="Consolas" w:hAnsi="Consolas"/>
+          <w:color w:val="960000"/>
+          <w:sz w:val="20"/>
+        </w:rPr>
+        <w:t>Y2</w:t>
+      </w:r>
+      <w:r>
+        <w:rPr>
+          <w:b w:val="0"/>
+          <w:color w:val="960000"/>
+          <w:sz w:val="20"/>
+        </w:rPr>
+        <w:t xml:space="preserve"> por muerto y </w:t>
+      </w:r>
+      <w:r>
+        <w:rPr>
+          <w:rFonts w:ascii="Consolas" w:hAnsi="Consolas"/>
+          <w:color w:val="960000"/>
+          <w:sz w:val="20"/>
+        </w:rPr>
+        <w:t>D-9</w:t>
+      </w:r>
+      <w:r>
+        <w:rPr>
+          <w:b w:val="0"/>
+          <w:color w:val="960000"/>
+          <w:sz w:val="20"/>
+        </w:rPr>
+        <w:t xml:space="preserve"> dice que </w:t>
+      </w:r>
+      <w:r>
+        <w:rPr>
+          <w:b/>
+          <w:color w:val="960000"/>
+          <w:sz w:val="20"/>
+        </w:rPr>
+        <w:t>el STM32 no necesita reloj</w:t>
+      </w:r>
+      <w:r>
+        <w:rPr>
+          <w:b w:val="0"/>
+          <w:color w:val="960000"/>
+          <w:sz w:val="20"/>
+        </w:rPr>
+        <w:t xml:space="preserve">. Con un reloj solo, </w:t>
+      </w:r>
+      <w:r>
+        <w:rPr>
+          <w:b/>
+          <w:color w:val="960000"/>
+          <w:sz w:val="20"/>
+        </w:rPr>
+        <w:t>el poste sin él se queda sin hora y sin forma de recibirla.</w:t>
+      </w:r>
+      <w:r>
+        <w:rPr>
+          <w:b w:val="0"/>
+          <w:color w:val="960000"/>
+          <w:sz w:val="20"/>
+        </w:rPr>
+        <w:t xml:space="preserve"> 🔴 </w:t>
+      </w:r>
+      <w:r>
+        <w:rPr>
+          <w:b/>
+          <w:color w:val="960000"/>
+          <w:sz w:val="20"/>
+        </w:rPr>
+        <w:t>Consecuencia de compra, y es dinero: `A6` = 2 unidades, no 1.</w:t>
+      </w:r>
+      <w:r>
+        <w:rPr>
+          <w:b w:val="0"/>
+          <w:color w:val="960000"/>
+          <w:sz w:val="20"/>
+        </w:rPr>
+        <w:t xml:space="preserve"> Un solo módulo deja al poste 2 sin hora, y con ella se caen </w:t>
+      </w:r>
+      <w:r>
+        <w:rPr>
+          <w:rFonts w:ascii="Consolas" w:hAnsi="Consolas"/>
+          <w:color w:val="960000"/>
+          <w:sz w:val="20"/>
+        </w:rPr>
+        <w:t>LEER_RTC</w:t>
+      </w:r>
+      <w:r>
+        <w:rPr>
+          <w:b w:val="0"/>
+          <w:color w:val="960000"/>
+          <w:sz w:val="20"/>
+        </w:rPr>
+        <w:t xml:space="preserve"> en esa punta y la comparación de desfase entre postes que </w:t>
+      </w:r>
+      <w:r>
+        <w:rPr>
+          <w:rFonts w:ascii="Consolas" w:hAnsi="Consolas"/>
+          <w:color w:val="960000"/>
+          <w:sz w:val="20"/>
+        </w:rPr>
+        <w:t>D-17</w:t>
+      </w:r>
+      <w:r>
+        <w:rPr>
+          <w:b w:val="0"/>
+          <w:color w:val="960000"/>
+          <w:sz w:val="20"/>
+        </w:rPr>
+        <w:t xml:space="preserve"> existe para dar. ⚠️ </w:t>
+      </w:r>
+      <w:r>
+        <w:rPr>
+          <w:b/>
+          <w:color w:val="960000"/>
+          <w:sz w:val="20"/>
+        </w:rPr>
+        <w:t>Lo que NO cambia:</w:t>
+      </w:r>
+      <w:r>
+        <w:rPr>
+          <w:b w:val="0"/>
+          <w:color w:val="960000"/>
+          <w:sz w:val="20"/>
+        </w:rPr>
+        <w:t xml:space="preserve"> </w:t>
+      </w:r>
+      <w:r>
+        <w:rPr>
+          <w:rFonts w:ascii="Consolas" w:hAnsi="Consolas"/>
+          <w:color w:val="960000"/>
+          <w:sz w:val="20"/>
+        </w:rPr>
+        <w:t>RTC-3</w:t>
+      </w:r>
+      <w:r>
+        <w:rPr>
+          <w:b w:val="0"/>
+          <w:color w:val="960000"/>
+          <w:sz w:val="20"/>
+        </w:rPr>
+        <w:t xml:space="preserve"> ya mandaba dibujar la huella y sus cuatro conexiones </w:t>
+      </w:r>
+      <w:r>
+        <w:rPr>
+          <w:b/>
+          <w:color w:val="960000"/>
+          <w:sz w:val="20"/>
+        </w:rPr>
+        <w:t>en las dos placas</w:t>
+      </w:r>
+      <w:r>
+        <w:rPr>
+          <w:b w:val="0"/>
+          <w:color w:val="960000"/>
+          <w:sz w:val="20"/>
+        </w:rPr>
+        <w:t xml:space="preserve">. </w:t>
+      </w:r>
+      <w:r>
+        <w:rPr>
+          <w:b/>
+          <w:color w:val="960000"/>
+          <w:sz w:val="20"/>
+        </w:rPr>
+        <w:t>El dibujo estaba bien; lo que estaba mal era la cantidad del pedido.</w:t>
+      </w:r>
     </w:p>
     <w:p>
       <w:pPr>
@@ -8575,14 +10475,179 @@
                 <w:b w:val="0"/>
                 <w:sz w:val="19"/>
               </w:rPr>
-              <w:t xml:space="preserve">Compila, y no ha corrido nunca sobre un módulo. </w:t>
+              <w:t xml:space="preserve">Compila, y </w:t>
             </w:r>
             <w:r>
               <w:rPr>
                 <w:b/>
                 <w:sz w:val="19"/>
               </w:rPr>
+              <w:t>no ha corrido nunca sobre un módulo</w:t>
+            </w:r>
+            <w:r>
+              <w:rPr>
+                <w:b w:val="0"/>
+                <w:sz w:val="19"/>
+              </w:rPr>
+              <w:t>. ~~</w:t>
+            </w:r>
+            <w:r>
+              <w:rPr>
+                <w:b/>
+                <w:sz w:val="19"/>
+              </w:rPr>
               <w:t>No hay driver de `DS3231` funcionando en ninguna punta</w:t>
+            </w:r>
+            <w:r>
+              <w:rPr>
+                <w:b w:val="0"/>
+                <w:sz w:val="19"/>
+              </w:rPr>
+              <w:t xml:space="preserve">~~ → 🔴 </w:t>
+            </w:r>
+            <w:r>
+              <w:rPr>
+                <w:b/>
+                <w:sz w:val="19"/>
+              </w:rPr>
+              <w:t>07/09: la frase tachada es falsa y sostenía el aviso peligroso de §6.</w:t>
+            </w:r>
+            <w:r>
+              <w:rPr>
+                <w:b w:val="0"/>
+                <w:sz w:val="19"/>
+              </w:rPr>
+              <w:t xml:space="preserve"> El driver </w:t>
+            </w:r>
+            <w:r>
+              <w:rPr>
+                <w:b/>
+                <w:sz w:val="19"/>
+              </w:rPr>
+              <w:t>existe, tiene tres llamadores y compila como una fila de la compuerta</w:t>
+            </w:r>
+            <w:r>
+              <w:rPr>
+                <w:b w:val="0"/>
+                <w:sz w:val="19"/>
+              </w:rPr>
+              <w:t xml:space="preserve"> (</w:t>
+            </w:r>
+            <w:r>
+              <w:rPr>
+                <w:rFonts w:ascii="Consolas" w:hAnsi="Consolas"/>
+                <w:sz w:val="19"/>
+              </w:rPr>
+              <w:t>reloj_ds3231.cpp</w:t>
+            </w:r>
+            <w:r>
+              <w:rPr>
+                <w:b w:val="0"/>
+                <w:sz w:val="19"/>
+              </w:rPr>
+              <w:t xml:space="preserve">). Lo que sigue </w:t>
+            </w:r>
+            <w:r>
+              <w:rPr>
+                <w:rFonts w:ascii="Consolas" w:hAnsi="Consolas"/>
+                <w:sz w:val="19"/>
+              </w:rPr>
+              <w:t>SIN VERIFICAR</w:t>
+            </w:r>
+            <w:r>
+              <w:rPr>
+                <w:b w:val="0"/>
+                <w:sz w:val="19"/>
+              </w:rPr>
+              <w:t xml:space="preserve"> es </w:t>
+            </w:r>
+            <w:r>
+              <w:rPr>
+                <w:b/>
+                <w:sz w:val="19"/>
+              </w:rPr>
+              <w:t>que haya hablado con un `DS3231` real</w:t>
+            </w:r>
+            <w:r>
+              <w:rPr>
+                <w:b w:val="0"/>
+                <w:sz w:val="19"/>
+              </w:rPr>
+              <w:t xml:space="preserve"> — eso es *no ejercido*, que no es lo mismo que *no existe*</w:t>
+            </w:r>
+          </w:p>
+        </w:tc>
+      </w:tr>
+      <w:tr>
+        <w:tc>
+          <w:tcPr>
+            <w:tcW w:type="dxa" w:w="4680"/>
+          </w:tcPr>
+          <w:p>
+            <w:r/>
+            <w:r>
+              <w:rPr>
+                <w:b/>
+                <w:sz w:val="19"/>
+              </w:rPr>
+              <w:t>La hora del STM32</w:t>
+            </w:r>
+          </w:p>
+        </w:tc>
+        <w:tc>
+          <w:tcPr>
+            <w:tcW w:type="dxa" w:w="4680"/>
+          </w:tcPr>
+          <w:p>
+            <w:r/>
+            <w:r>
+              <w:rPr>
+                <w:b w:val="0"/>
+                <w:sz w:val="19"/>
+              </w:rPr>
+              <w:t xml:space="preserve">🔴 </w:t>
+            </w:r>
+            <w:r>
+              <w:rPr>
+                <w:b/>
+                <w:sz w:val="19"/>
+              </w:rPr>
+              <w:t>NO la arregla esta placa.</w:t>
+            </w:r>
+            <w:r>
+              <w:rPr>
+                <w:b w:val="0"/>
+                <w:sz w:val="19"/>
+              </w:rPr>
+              <w:t xml:space="preserve"> </w:t>
+            </w:r>
+            <w:r>
+              <w:rPr>
+                <w:rFonts w:ascii="Consolas" w:hAnsi="Consolas"/>
+                <w:sz w:val="19"/>
+              </w:rPr>
+              <w:t>D-15</w:t>
+            </w:r>
+            <w:r>
+              <w:rPr>
+                <w:b w:val="0"/>
+                <w:sz w:val="19"/>
+              </w:rPr>
+              <w:t xml:space="preserve">: el reloj del puente es el suyo; el del controlador sigue sin camino de escritura (vía </w:t>
+            </w:r>
+            <w:r>
+              <w:rPr>
+                <w:rFonts w:ascii="Consolas" w:hAnsi="Consolas"/>
+                <w:sz w:val="19"/>
+              </w:rPr>
+              <w:t>AB-4</w:t>
+            </w:r>
+            <w:r>
+              <w:rPr>
+                <w:b w:val="0"/>
+                <w:sz w:val="19"/>
+              </w:rPr>
+              <w:t>, abierta)</w:t>
             </w:r>
           </w:p>
         </w:tc>

--- a/05_Funcional/19_Especificacion_Placa_Portadora_ESP32.docx
+++ b/05_Funcional/19_Especificacion_Placa_Portadora_ESP32.docx
@@ -5576,7 +5576,23 @@
           <w:color w:val="960000"/>
           <w:sz w:val="20"/>
         </w:rPr>
-        <w:t xml:space="preserve"> | | </w:t>
+        <w:t xml:space="preserve"> — 🔴 **07/09 (</w:t>
+      </w:r>
+      <w:r>
+        <w:rPr>
+          <w:b w:val="0"/>
+          <w:color w:val="960000"/>
+          <w:sz w:val="20"/>
+        </w:rPr>
+        <w:t>D-20</w:t>
+      </w:r>
+      <w:r>
+        <w:rPr>
+          <w:rFonts w:ascii="Consolas" w:hAnsi="Consolas"/>
+          <w:color w:val="960000"/>
+          <w:sz w:val="20"/>
+        </w:rPr>
+        <w:t xml:space="preserve">): SÓLO EN EL POSTE MAESTRO.** Ver el aviso de abajo | | </w:t>
       </w:r>
       <w:r>
         <w:rPr>
@@ -5752,7 +5768,7 @@
           <w:color w:val="960000"/>
           <w:sz w:val="20"/>
         </w:rPr>
-        <w:t xml:space="preserve"> **no** pone en hora al controlador del semáforo. Esa vía es </w:t>
+        <w:t xml:space="preserve"> **no** pone en hora al controlador del semáforo. ~~Esa vía es </w:t>
       </w:r>
       <w:r>
         <w:rPr>
@@ -5768,7 +5784,103 @@
           <w:color w:val="960000"/>
           <w:sz w:val="20"/>
         </w:rPr>
-        <w:t xml:space="preserve"> y está abierta. ✅ **Lo único de la frase tachada que sobrevive: no se busca el defecto en la soldadura antes de leer el </w:t>
+        <w:t xml:space="preserve"> y está abierta.~~ → 🔵 **07/09: </w:t>
+      </w:r>
+      <w:r>
+        <w:rPr>
+          <w:b w:val="0"/>
+          <w:color w:val="960000"/>
+          <w:sz w:val="20"/>
+        </w:rPr>
+        <w:t>AB-4</w:t>
+      </w:r>
+      <w:r>
+        <w:rPr>
+          <w:rFonts w:ascii="Consolas" w:hAnsi="Consolas"/>
+          <w:color w:val="960000"/>
+          <w:sz w:val="20"/>
+        </w:rPr>
+        <w:t xml:space="preserve"> YA NO ESTÁ ABIERTA — la decidió el responsable en </w:t>
+      </w:r>
+      <w:r>
+        <w:rPr>
+          <w:b w:val="0"/>
+          <w:color w:val="960000"/>
+          <w:sz w:val="20"/>
+        </w:rPr>
+        <w:t>DECISIONES.md</w:t>
+      </w:r>
+      <w:r>
+        <w:rPr>
+          <w:rFonts w:ascii="Consolas" w:hAnsi="Consolas"/>
+          <w:color w:val="960000"/>
+          <w:sz w:val="20"/>
+        </w:rPr>
+        <w:t xml:space="preserve"> </w:t>
+      </w:r>
+      <w:r>
+        <w:rPr>
+          <w:b w:val="0"/>
+          <w:color w:val="960000"/>
+          <w:sz w:val="20"/>
+        </w:rPr>
+        <w:t>D-20</w:t>
+      </w:r>
+      <w:r>
+        <w:rPr>
+          <w:rFonts w:ascii="Consolas" w:hAnsi="Consolas"/>
+          <w:color w:val="960000"/>
+          <w:sz w:val="20"/>
+        </w:rPr>
+        <w:t xml:space="preserve">**: *«la autoridad de la hora es el ESP32, siempre y para todo»*, y **el STM32 la recibe de su propio ESP32**. 🛑 **Lo que NO cambia hoy, y por eso el borde sigue en pie: </w:t>
+      </w:r>
+      <w:r>
+        <w:rPr>
+          <w:b w:val="0"/>
+          <w:color w:val="960000"/>
+          <w:sz w:val="20"/>
+        </w:rPr>
+        <w:t>D-20</w:t>
+      </w:r>
+      <w:r>
+        <w:rPr>
+          <w:rFonts w:ascii="Consolas" w:hAnsi="Consolas"/>
+          <w:color w:val="960000"/>
+          <w:sz w:val="20"/>
+        </w:rPr>
+        <w:t xml:space="preserve"> está DECIDIDA y SIN CONSTRUIR** — el mando </w:t>
+      </w:r>
+      <w:r>
+        <w:rPr>
+          <w:b w:val="0"/>
+          <w:color w:val="960000"/>
+          <w:sz w:val="20"/>
+        </w:rPr>
+        <w:t>ESP32 → STM32</w:t>
+      </w:r>
+      <w:r>
+        <w:rPr>
+          <w:rFonts w:ascii="Consolas" w:hAnsi="Consolas"/>
+          <w:color w:val="960000"/>
+          <w:sz w:val="20"/>
+        </w:rPr>
+        <w:t xml:space="preserve"> que siembra la hora **no existe** (el camino físico sí: </w:t>
+      </w:r>
+      <w:r>
+        <w:rPr>
+          <w:b w:val="0"/>
+          <w:color w:val="960000"/>
+          <w:sz w:val="20"/>
+        </w:rPr>
+        <w:t>01_Firmware/ESP32_Expansion/src/enlace_stm32.cpp</w:t>
+      </w:r>
+      <w:r>
+        <w:rPr>
+          <w:rFonts w:ascii="Consolas" w:hAnsi="Consolas"/>
+          <w:color w:val="960000"/>
+          <w:sz w:val="20"/>
+        </w:rPr>
+        <w:t xml:space="preserve">). **Mientras eso no se escriba, la frase de arriba sigue describiendo el equipo de verdad.** ✅ **Lo único de la frase tachada que sobrevive: no se busca el defecto en la soldadura antes de leer el </w:t>
       </w:r>
       <w:r>
         <w:rPr>
@@ -5777,6 +5889,652 @@
           <w:sz w:val="20"/>
         </w:rPr>
         <w:t>ERR`.** Primero la lectura, después la pieza.</w:t>
+      </w:r>
+    </w:p>
+    <w:p>
+      <w:pPr>
+        <w:spacing w:after="160"/>
+        <w:ind w:left="360"/>
+        <w:shd w:val="clear" w:fill="FFF4E5"/>
+      </w:pPr>
+      <w:r>
+        <w:rPr>
+          <w:b w:val="0"/>
+          <w:color w:val="960000"/>
+          <w:sz w:val="20"/>
+        </w:rPr>
+        <w:t>🔴 07/09 (</w:t>
+      </w:r>
+      <w:r>
+        <w:rPr>
+          <w:rFonts w:ascii="Consolas" w:hAnsi="Consolas"/>
+          <w:color w:val="960000"/>
+          <w:sz w:val="20"/>
+        </w:rPr>
+        <w:t>D-20</w:t>
+      </w:r>
+      <w:r>
+        <w:rPr>
+          <w:b w:val="0"/>
+          <w:color w:val="960000"/>
+          <w:sz w:val="20"/>
+        </w:rPr>
+        <w:t xml:space="preserve">) — </w:t>
+      </w:r>
+      <w:r>
+        <w:rPr>
+          <w:b/>
+          <w:color w:val="960000"/>
+          <w:sz w:val="20"/>
+        </w:rPr>
+        <w:t>A QUÉ POSTE SE LE MANDA `SET_RTC`, Y A CUÁL NO</w:t>
+      </w:r>
+      <w:r>
+        <w:rPr>
+          <w:b w:val="0"/>
+          <w:color w:val="960000"/>
+          <w:sz w:val="20"/>
+        </w:rPr>
+        <w:t xml:space="preserve"> La tabla de arriba es un diagnóstico y </w:t>
+      </w:r>
+      <w:r>
+        <w:rPr>
+          <w:b/>
+          <w:color w:val="960000"/>
+          <w:sz w:val="20"/>
+        </w:rPr>
+        <w:t>no distinguía punta</w:t>
+      </w:r>
+      <w:r>
+        <w:rPr>
+          <w:b w:val="0"/>
+          <w:color w:val="960000"/>
+          <w:sz w:val="20"/>
+        </w:rPr>
+        <w:t xml:space="preserve">. Con </w:t>
+      </w:r>
+      <w:r>
+        <w:rPr>
+          <w:rFonts w:ascii="Consolas" w:hAnsi="Consolas"/>
+          <w:color w:val="960000"/>
+          <w:sz w:val="20"/>
+        </w:rPr>
+        <w:t>D-20</w:t>
+      </w:r>
+      <w:r>
+        <w:rPr>
+          <w:b w:val="0"/>
+          <w:color w:val="960000"/>
+          <w:sz w:val="20"/>
+        </w:rPr>
+        <w:t xml:space="preserve"> eso importa, porque la primera fila es una </w:t>
+      </w:r>
+      <w:r>
+        <w:rPr>
+          <w:b/>
+          <w:color w:val="960000"/>
+          <w:sz w:val="20"/>
+        </w:rPr>
+        <w:t>instrucción de campo</w:t>
+      </w:r>
+      <w:r>
+        <w:rPr>
+          <w:b w:val="0"/>
+          <w:color w:val="960000"/>
+          <w:sz w:val="20"/>
+        </w:rPr>
+        <w:t xml:space="preserve"> y en el poste 2 crea justo lo que la decisión prohíbe: &gt; </w:t>
+      </w:r>
+      <w:r>
+        <w:rPr>
+          <w:b/>
+          <w:color w:val="960000"/>
+          <w:sz w:val="20"/>
+        </w:rPr>
+        <w:t>LA AUTORIDAD DE LA HORA ES EL ESP32 MAESTRO. La app NO pone la hora en el poste 2. Nunca.</w:t>
+      </w:r>
+      <w:r>
+        <w:rPr>
+          <w:b w:val="0"/>
+          <w:color w:val="960000"/>
+          <w:sz w:val="20"/>
+        </w:rPr>
+        <w:t xml:space="preserve"> &gt; *«Un </w:t>
+      </w:r>
+      <w:r>
+        <w:rPr>
+          <w:rFonts w:ascii="Consolas" w:hAnsi="Consolas"/>
+          <w:color w:val="960000"/>
+          <w:sz w:val="20"/>
+        </w:rPr>
+        <w:t>SET_RTC</w:t>
+      </w:r>
+      <w:r>
+        <w:rPr>
+          <w:b w:val="0"/>
+          <w:color w:val="960000"/>
+          <w:sz w:val="20"/>
+        </w:rPr>
+        <w:t xml:space="preserve"> dirigido al Esclavo se rechaza: no es una sincronización, es una segunda &gt; fuente»* — </w:t>
+      </w:r>
+      <w:r>
+        <w:rPr>
+          <w:rFonts w:ascii="Consolas" w:hAnsi="Consolas"/>
+          <w:color w:val="960000"/>
+          <w:sz w:val="20"/>
+        </w:rPr>
+        <w:t>DECISIONES.md</w:t>
+      </w:r>
+      <w:r>
+        <w:rPr>
+          <w:b w:val="0"/>
+          <w:color w:val="960000"/>
+          <w:sz w:val="20"/>
+        </w:rPr>
+        <w:t xml:space="preserve"> </w:t>
+      </w:r>
+      <w:r>
+        <w:rPr>
+          <w:rFonts w:ascii="Consolas" w:hAnsi="Consolas"/>
+          <w:color w:val="960000"/>
+          <w:sz w:val="20"/>
+        </w:rPr>
+        <w:t>D-20</w:t>
+      </w:r>
+      <w:r>
+        <w:rPr>
+          <w:b w:val="0"/>
+          <w:color w:val="960000"/>
+          <w:sz w:val="20"/>
+        </w:rPr>
+        <w:t xml:space="preserve">. | poste | qué se hace ante </w:t>
+      </w:r>
+      <w:r>
+        <w:rPr>
+          <w:rFonts w:ascii="Consolas" w:hAnsi="Consolas"/>
+          <w:color w:val="960000"/>
+          <w:sz w:val="20"/>
+        </w:rPr>
+        <w:t>NUNCA_SE_PUSO_PONGA_LA_HORA</w:t>
+      </w:r>
+      <w:r>
+        <w:rPr>
+          <w:b w:val="0"/>
+          <w:color w:val="960000"/>
+          <w:sz w:val="20"/>
+        </w:rPr>
+        <w:t xml:space="preserve"> | |---|---| | </w:t>
+      </w:r>
+      <w:r>
+        <w:rPr>
+          <w:b/>
+          <w:color w:val="960000"/>
+          <w:sz w:val="20"/>
+        </w:rPr>
+        <w:t>Maestro</w:t>
+      </w:r>
+      <w:r>
+        <w:rPr>
+          <w:b w:val="0"/>
+          <w:color w:val="960000"/>
+          <w:sz w:val="20"/>
+        </w:rPr>
+        <w:t xml:space="preserve"> | </w:t>
+      </w:r>
+      <w:r>
+        <w:rPr>
+          <w:b/>
+          <w:color w:val="960000"/>
+          <w:sz w:val="20"/>
+        </w:rPr>
+        <w:t>mande `CMD:PIN:1234:SET_RTC:…`.</w:t>
+      </w:r>
+      <w:r>
+        <w:rPr>
+          <w:b w:val="0"/>
+          <w:color w:val="960000"/>
+          <w:sz w:val="20"/>
+        </w:rPr>
+        <w:t xml:space="preserve"> Es la única puerta de entrada de la hora al cruce | | </w:t>
+      </w:r>
+      <w:r>
+        <w:rPr>
+          <w:b/>
+          <w:color w:val="960000"/>
+          <w:sz w:val="20"/>
+        </w:rPr>
+        <w:t>Esclavo (poste 2)</w:t>
+      </w:r>
+      <w:r>
+        <w:rPr>
+          <w:b w:val="0"/>
+          <w:color w:val="960000"/>
+          <w:sz w:val="20"/>
+        </w:rPr>
+        <w:t xml:space="preserve"> | 🛑 </w:t>
+      </w:r>
+      <w:r>
+        <w:rPr>
+          <w:b/>
+          <w:color w:val="960000"/>
+          <w:sz w:val="20"/>
+        </w:rPr>
+        <w:t>NO se le manda `SET_RTC`.</w:t>
+      </w:r>
+      <w:r>
+        <w:rPr>
+          <w:b w:val="0"/>
+          <w:color w:val="960000"/>
+          <w:sz w:val="20"/>
+        </w:rPr>
+        <w:t xml:space="preserve"> Su hora tiene que llegarle </w:t>
+      </w:r>
+      <w:r>
+        <w:rPr>
+          <w:b/>
+          <w:color w:val="960000"/>
+          <w:sz w:val="20"/>
+        </w:rPr>
+        <w:t>del Maestro por la radio</w:t>
+      </w:r>
+      <w:r>
+        <w:rPr>
+          <w:b w:val="0"/>
+          <w:color w:val="960000"/>
+          <w:sz w:val="20"/>
+        </w:rPr>
+        <w:t xml:space="preserve"> (</w:t>
+      </w:r>
+      <w:r>
+        <w:rPr>
+          <w:rFonts w:ascii="Consolas" w:hAnsi="Consolas"/>
+          <w:color w:val="960000"/>
+          <w:sz w:val="20"/>
+        </w:rPr>
+        <w:t>ESP32-M → STM32-M → radio → STM32-E → ESP32-E</w:t>
+      </w:r>
+      <w:r>
+        <w:rPr>
+          <w:b w:val="0"/>
+          <w:color w:val="960000"/>
+          <w:sz w:val="20"/>
+        </w:rPr>
+        <w:t xml:space="preserve">; los STM32 son </w:t>
+      </w:r>
+      <w:r>
+        <w:rPr>
+          <w:b/>
+          <w:color w:val="960000"/>
+          <w:sz w:val="20"/>
+        </w:rPr>
+        <w:t>carteros</w:t>
+      </w:r>
+      <w:r>
+        <w:rPr>
+          <w:b w:val="0"/>
+          <w:color w:val="960000"/>
+          <w:sz w:val="20"/>
+        </w:rPr>
+        <w:t xml:space="preserve">, no dueños). Si su reloj está sin poner, lo que hay que revisar es </w:t>
+      </w:r>
+      <w:r>
+        <w:rPr>
+          <w:b/>
+          <w:color w:val="960000"/>
+          <w:sz w:val="20"/>
+        </w:rPr>
+        <w:t>el enlace de radio y la hora del Maestro</w:t>
+      </w:r>
+      <w:r>
+        <w:rPr>
+          <w:b w:val="0"/>
+          <w:color w:val="960000"/>
+          <w:sz w:val="20"/>
+        </w:rPr>
+        <w:t xml:space="preserve">, no este módulo | ⚠️ </w:t>
+      </w:r>
+      <w:r>
+        <w:rPr>
+          <w:b/>
+          <w:color w:val="960000"/>
+          <w:sz w:val="20"/>
+        </w:rPr>
+        <w:t>Y AQUÍ HAY QUE LEER LA FILA DEL ESCLAVO CON LA FECHA DELANTE, O SE DEJA UN POSTE SIN HORA NINGUNA: `D-20` está DECIDIDA Y SIN CONSTRUIR (07/09).</w:t>
+      </w:r>
+      <w:r>
+        <w:rPr>
+          <w:b w:val="0"/>
+          <w:color w:val="960000"/>
+          <w:sz w:val="20"/>
+        </w:rPr>
+        <w:t xml:space="preserve"> La vía que sustituye al </w:t>
+      </w:r>
+      <w:r>
+        <w:rPr>
+          <w:rFonts w:ascii="Consolas" w:hAnsi="Consolas"/>
+          <w:color w:val="960000"/>
+          <w:sz w:val="20"/>
+        </w:rPr>
+        <w:t>SET_RTC</w:t>
+      </w:r>
+      <w:r>
+        <w:rPr>
+          <w:b w:val="0"/>
+          <w:color w:val="960000"/>
+          <w:sz w:val="20"/>
+        </w:rPr>
+        <w:t xml:space="preserve"> del poste 2 —el mando </w:t>
+      </w:r>
+      <w:r>
+        <w:rPr>
+          <w:rFonts w:ascii="Consolas" w:hAnsi="Consolas"/>
+          <w:color w:val="960000"/>
+          <w:sz w:val="20"/>
+        </w:rPr>
+        <w:t>ESP32 → STM32</w:t>
+      </w:r>
+      <w:r>
+        <w:rPr>
+          <w:b w:val="0"/>
+          <w:color w:val="960000"/>
+          <w:sz w:val="20"/>
+        </w:rPr>
+        <w:t xml:space="preserve"> que siembra la hora, y su salto por radio— </w:t>
+      </w:r>
+      <w:r>
+        <w:rPr>
+          <w:b/>
+          <w:color w:val="960000"/>
+          <w:sz w:val="20"/>
+        </w:rPr>
+        <w:t>no existe todavía</w:t>
+      </w:r>
+      <w:r>
+        <w:rPr>
+          <w:b w:val="0"/>
+          <w:color w:val="960000"/>
+          <w:sz w:val="20"/>
+        </w:rPr>
+        <w:t xml:space="preserve">. </w:t>
+      </w:r>
+      <w:r>
+        <w:rPr>
+          <w:b/>
+          <w:color w:val="960000"/>
+          <w:sz w:val="20"/>
+        </w:rPr>
+        <w:t>Mientras no exista, la única forma de poner en hora el poste 2 es visitarlo</w:t>
+      </w:r>
+      <w:r>
+        <w:rPr>
+          <w:b w:val="0"/>
+          <w:color w:val="960000"/>
+          <w:sz w:val="20"/>
+        </w:rPr>
+        <w:t xml:space="preserve">, y eso es un </w:t>
+      </w:r>
+      <w:r>
+        <w:rPr>
+          <w:b/>
+          <w:color w:val="960000"/>
+          <w:sz w:val="20"/>
+        </w:rPr>
+        <w:t>estado temporal declarado, no la arquitectura</w:t>
+      </w:r>
+      <w:r>
+        <w:rPr>
+          <w:b w:val="0"/>
+          <w:color w:val="960000"/>
+          <w:sz w:val="20"/>
+        </w:rPr>
+        <w:t xml:space="preserve">: el día que </w:t>
+      </w:r>
+      <w:r>
+        <w:rPr>
+          <w:rFonts w:ascii="Consolas" w:hAnsi="Consolas"/>
+          <w:color w:val="960000"/>
+          <w:sz w:val="20"/>
+        </w:rPr>
+        <w:t>D-20</w:t>
+      </w:r>
+      <w:r>
+        <w:rPr>
+          <w:b w:val="0"/>
+          <w:color w:val="960000"/>
+          <w:sz w:val="20"/>
+        </w:rPr>
+        <w:t xml:space="preserve"> esté construida, esa visita sobra y el equipo la rechaza. *(Lo que ya vale hoy, sin firmware nuevo, es la regla de abajo: ponerla en la puesta en marcha y no durante la avería.)* ✅ </w:t>
+      </w:r>
+      <w:r>
+        <w:rPr>
+          <w:b/>
+          <w:color w:val="960000"/>
+          <w:sz w:val="20"/>
+        </w:rPr>
+        <w:t>Lo que sí se le sigue mandando a los dos: `CMD:LEER_RTC` (`D-17`).</w:t>
+      </w:r>
+      <w:r>
+        <w:rPr>
+          <w:b w:val="0"/>
+          <w:color w:val="960000"/>
+          <w:sz w:val="20"/>
+        </w:rPr>
+        <w:t xml:space="preserve"> </w:t>
+      </w:r>
+      <w:r>
+        <w:rPr>
+          <w:rFonts w:ascii="Consolas" w:hAnsi="Consolas"/>
+          <w:color w:val="960000"/>
+          <w:sz w:val="20"/>
+        </w:rPr>
+        <w:t>D-20</w:t>
+      </w:r>
+      <w:r>
+        <w:rPr>
+          <w:b w:val="0"/>
+          <w:color w:val="960000"/>
+          <w:sz w:val="20"/>
+        </w:rPr>
+        <w:t xml:space="preserve"> prohíbe </w:t>
+      </w:r>
+      <w:r>
+        <w:rPr>
+          <w:b/>
+          <w:color w:val="960000"/>
+          <w:sz w:val="20"/>
+        </w:rPr>
+        <w:t>escribir</w:t>
+      </w:r>
+      <w:r>
+        <w:rPr>
+          <w:b w:val="0"/>
+          <w:color w:val="960000"/>
+          <w:sz w:val="20"/>
+        </w:rPr>
+        <w:t xml:space="preserve"> la hora en el poste 2; </w:t>
+      </w:r>
+      <w:r>
+        <w:rPr>
+          <w:b/>
+          <w:color w:val="960000"/>
+          <w:sz w:val="20"/>
+        </w:rPr>
+        <w:t>leerla no escribe nada</w:t>
+      </w:r>
+      <w:r>
+        <w:rPr>
+          <w:b w:val="0"/>
+          <w:color w:val="960000"/>
+          <w:sz w:val="20"/>
+        </w:rPr>
+        <w:t xml:space="preserve">, y es la única forma de comprobar que la del Maestro llegó de verdad. 🛑 </w:t>
+      </w:r>
+      <w:r>
+        <w:rPr>
+          <w:b/>
+          <w:color w:val="960000"/>
+          <w:sz w:val="20"/>
+        </w:rPr>
+        <w:t>Y la regla de campo que sale de `D-20`, porque decide cuándo se sube al poste: EL POSTE 2 SE PONE EN HORA EN LA PUESTA EN MARCHA, NO DURANTE LA AVERÍA.</w:t>
+      </w:r>
+      <w:r>
+        <w:rPr>
+          <w:b w:val="0"/>
+          <w:color w:val="960000"/>
+          <w:sz w:val="20"/>
+        </w:rPr>
+        <w:t xml:space="preserve"> El único camino a su reloj pasa por la radio, y la radio se cae justo cuando hace falta el Modo Degradado — que es el modo que exige hora. ✅ </w:t>
+      </w:r>
+      <w:r>
+        <w:rPr>
+          <w:b/>
+          <w:color w:val="960000"/>
+          <w:sz w:val="20"/>
+        </w:rPr>
+        <w:t>Y eso no es un problema: su `DS3231` tiene pila y conserva la hora que ya tenía.</w:t>
+      </w:r>
+      <w:r>
+        <w:rPr>
+          <w:b w:val="0"/>
+          <w:color w:val="960000"/>
+          <w:sz w:val="20"/>
+        </w:rPr>
+        <w:t xml:space="preserve"> *Perder la radio no es perder la hora.* Lo que obliga es a ponerla </w:t>
+      </w:r>
+      <w:r>
+        <w:rPr>
+          <w:b/>
+          <w:color w:val="960000"/>
+          <w:sz w:val="20"/>
+        </w:rPr>
+        <w:t>antes</w:t>
+      </w:r>
+      <w:r>
+        <w:rPr>
+          <w:b w:val="0"/>
+          <w:color w:val="960000"/>
+          <w:sz w:val="20"/>
+        </w:rPr>
+        <w:t xml:space="preserve">: en la puesta en marcha, al cambiar la pila del módulo, y tras cualquier </w:t>
+      </w:r>
+      <w:r>
+        <w:rPr>
+          <w:rFonts w:ascii="Consolas" w:hAnsi="Consolas"/>
+          <w:color w:val="960000"/>
+          <w:sz w:val="20"/>
+        </w:rPr>
+        <w:t>OSCILADOR_PARADO_CAMBIE_PILA</w:t>
+      </w:r>
+      <w:r>
+        <w:rPr>
+          <w:b w:val="0"/>
+          <w:color w:val="960000"/>
+          <w:sz w:val="20"/>
+        </w:rPr>
+        <w:t xml:space="preserve"> en ese poste. 🔴 </w:t>
+      </w:r>
+      <w:r>
+        <w:rPr>
+          <w:b/>
+          <w:color w:val="960000"/>
+          <w:sz w:val="20"/>
+        </w:rPr>
+        <w:t>SIN CONSTRUIR, y hay que decirlo aquí porque esta tabla se lee delante del equipo: hoy el puente atiende el `SET_RTC` venga por donde venga.</w:t>
+      </w:r>
+      <w:r>
+        <w:rPr>
+          <w:b w:val="0"/>
+          <w:color w:val="960000"/>
+          <w:sz w:val="20"/>
+        </w:rPr>
+        <w:t xml:space="preserve"> El firmware es </w:t>
+      </w:r>
+      <w:r>
+        <w:rPr>
+          <w:b/>
+          <w:color w:val="960000"/>
+          <w:sz w:val="20"/>
+        </w:rPr>
+        <w:t>el mismo binario en los dos postes</w:t>
+      </w:r>
+      <w:r>
+        <w:rPr>
+          <w:b w:val="0"/>
+          <w:color w:val="960000"/>
+          <w:sz w:val="20"/>
+        </w:rPr>
+        <w:t xml:space="preserve"> y el fichero que decide qué hacer con ese comando </w:t>
+      </w:r>
+      <w:r>
+        <w:rPr>
+          <w:b/>
+          <w:color w:val="960000"/>
+          <w:sz w:val="20"/>
+        </w:rPr>
+        <w:t>no nombra al Esclavo ni una vez</w:t>
+      </w:r>
+      <w:r>
+        <w:rPr>
+          <w:b w:val="0"/>
+          <w:color w:val="960000"/>
+          <w:sz w:val="20"/>
+        </w:rPr>
+        <w:t>. Corrido el 07/09: ``</w:t>
+      </w:r>
+      <w:r>
+        <w:rPr>
+          <w:rFonts w:ascii="Consolas" w:hAnsi="Consolas"/>
+          <w:color w:val="960000"/>
+          <w:sz w:val="20"/>
+        </w:rPr>
+        <w:t xml:space="preserve">  cd 01_Firmware/ESP32_Expansion  grep -c "ESCLAVO\|Esclavo\|esclavo" src/despachador.cpp 0 </w:t>
+      </w:r>
+      <w:r>
+        <w:rPr>
+          <w:rFonts w:ascii="Consolas" w:hAnsi="Consolas"/>
+          <w:color w:val="960000"/>
+          <w:sz w:val="20"/>
+        </w:rPr>
+      </w:r>
+      <w:r>
+        <w:rPr>
+          <w:rFonts w:ascii="Consolas" w:hAnsi="Consolas"/>
+          <w:color w:val="960000"/>
+          <w:sz w:val="20"/>
+        </w:rPr>
+        <w:t xml:space="preserve"> *(El puente sí aprende de qué poste cuelga —</w:t>
+      </w:r>
+      <w:r>
+        <w:rPr>
+          <w:b w:val="0"/>
+          <w:color w:val="960000"/>
+          <w:sz w:val="20"/>
+        </w:rPr>
+        <w:t xml:space="preserve">transporte_aprenderRotulo()`—, pero </w:t>
+      </w:r>
+      <w:r>
+        <w:rPr>
+          <w:b/>
+          <w:color w:val="960000"/>
+          <w:sz w:val="20"/>
+        </w:rPr>
+        <w:t>para rotular el Bluetooth en la lista de Android</w:t>
+      </w:r>
+      <w:r>
+        <w:rPr>
+          <w:b w:val="0"/>
+          <w:color w:val="960000"/>
+          <w:sz w:val="20"/>
+        </w:rPr>
+        <w:t xml:space="preserve">; ese dato no llega al despachador.)* </w:t>
+      </w:r>
+      <w:r>
+        <w:rPr>
+          <w:b/>
+          <w:color w:val="960000"/>
+          <w:sz w:val="20"/>
+        </w:rPr>
+        <w:t>Hasta que el rechazo exista en el firmware, la barrera es de procedimiento: la pone quien maneja el teléfono.</w:t>
       </w:r>
     </w:p>
     <w:p>
@@ -9567,7 +10325,91 @@
                 <w:b w:val="0"/>
                 <w:sz w:val="19"/>
               </w:rPr>
-              <w:t>~~</w:t>
+              <w:t xml:space="preserve">~~ ⚠️ </w:t>
+            </w:r>
+            <w:r>
+              <w:rPr>
+                <w:b/>
+                <w:sz w:val="19"/>
+              </w:rPr>
+              <w:t>07/09, más tarde: LA TACHADURA SE QUEDA, PERO LA MITAD DE LO TACHADO VUELVE A SER CIERTA.</w:t>
+            </w:r>
+            <w:r>
+              <w:rPr>
+                <w:b w:val="0"/>
+                <w:sz w:val="19"/>
+              </w:rPr>
+              <w:t xml:space="preserve"> Con </w:t>
+            </w:r>
+            <w:r>
+              <w:rPr>
+                <w:rFonts w:ascii="Consolas" w:hAnsi="Consolas"/>
+                <w:sz w:val="19"/>
+              </w:rPr>
+              <w:t>D-20</w:t>
+            </w:r>
+            <w:r>
+              <w:rPr>
+                <w:b w:val="0"/>
+                <w:sz w:val="19"/>
+              </w:rPr>
+              <w:t xml:space="preserve">, *«el Esclavo toma la hora del Maestro por radio»* </w:t>
+            </w:r>
+            <w:r>
+              <w:rPr>
+                <w:b/>
+                <w:sz w:val="19"/>
+              </w:rPr>
+              <w:t>describe otra vez de dónde sale la hora del poste 2</w:t>
+            </w:r>
+            <w:r>
+              <w:rPr>
+                <w:b w:val="0"/>
+                <w:sz w:val="19"/>
+              </w:rPr>
+              <w:t xml:space="preserve"> — lo que NO vuelve es la cuenta: </w:t>
+            </w:r>
+            <w:r>
+              <w:rPr>
+                <w:b/>
+                <w:sz w:val="19"/>
+              </w:rPr>
+              <w:t>siguen siendo DOS `DS3231`</w:t>
+            </w:r>
+            <w:r>
+              <w:rPr>
+                <w:b w:val="0"/>
+                <w:sz w:val="19"/>
+              </w:rPr>
+              <w:t xml:space="preserve"> (</w:t>
+            </w:r>
+            <w:r>
+              <w:rPr>
+                <w:rFonts w:ascii="Consolas" w:hAnsi="Consolas"/>
+                <w:sz w:val="19"/>
+              </w:rPr>
+              <w:t>A-5</w:t>
+            </w:r>
+            <w:r>
+              <w:rPr>
+                <w:b w:val="0"/>
+                <w:sz w:val="19"/>
+              </w:rPr>
+              <w:t xml:space="preserve">), porque el del poste 2 es el que </w:t>
+            </w:r>
+            <w:r>
+              <w:rPr>
+                <w:b/>
+                <w:sz w:val="19"/>
+              </w:rPr>
+              <w:t>conserva la hora con pila cuando se cae la radio</w:t>
+            </w:r>
+            <w:r>
+              <w:rPr>
+                <w:b w:val="0"/>
+                <w:sz w:val="19"/>
+              </w:rPr>
+              <w:t>. Ver la nota de abajo</w:t>
             </w:r>
           </w:p>
         </w:tc>
@@ -9945,7 +10787,567 @@
           <w:color w:val="960000"/>
           <w:sz w:val="20"/>
         </w:rPr>
-        <w:t xml:space="preserve"> 🔴 </w:t>
+        <w:t xml:space="preserve"> --- ## 🔴 07/09, MÁS TARDE EL MISMO DÍA — </w:t>
+      </w:r>
+      <w:r>
+        <w:rPr>
+          <w:rFonts w:ascii="Consolas" w:hAnsi="Consolas"/>
+          <w:color w:val="960000"/>
+          <w:sz w:val="20"/>
+        </w:rPr>
+        <w:t>D-20</w:t>
+      </w:r>
+      <w:r>
+        <w:rPr>
+          <w:b w:val="0"/>
+          <w:color w:val="960000"/>
+          <w:sz w:val="20"/>
+        </w:rPr>
+        <w:t xml:space="preserve"> </w:t>
+      </w:r>
+      <w:r>
+        <w:rPr>
+          <w:b/>
+          <w:color w:val="960000"/>
+          <w:sz w:val="20"/>
+        </w:rPr>
+        <w:t>RESTABLECE</w:t>
+      </w:r>
+      <w:r>
+        <w:rPr>
+          <w:b w:val="0"/>
+          <w:color w:val="960000"/>
+          <w:sz w:val="20"/>
+        </w:rPr>
+        <w:t xml:space="preserve"> EL CAMINO QUE ESTE RECUADRO ACABA DE DAR POR RETIRADO </w:t>
+      </w:r>
+      <w:r>
+        <w:rPr>
+          <w:b/>
+          <w:color w:val="960000"/>
+          <w:sz w:val="20"/>
+        </w:rPr>
+        <w:t>Este recuadro se escribió por la mañana. `DECISIONES.md` `D-20` se decidió después, el mismo día, y toca sus dos viñetas. Se corrige aquí en vez de reescribirlo, porque lo de arriba explica por qué `A6` son dos y ESO NO CAMBIA.</w:t>
+      </w:r>
+      <w:r>
+        <w:rPr>
+          <w:b w:val="0"/>
+          <w:color w:val="960000"/>
+          <w:sz w:val="20"/>
+        </w:rPr>
+        <w:t xml:space="preserve"> | lo que dice arriba | con </w:t>
+      </w:r>
+      <w:r>
+        <w:rPr>
+          <w:rFonts w:ascii="Consolas" w:hAnsi="Consolas"/>
+          <w:color w:val="960000"/>
+          <w:sz w:val="20"/>
+        </w:rPr>
+        <w:t>D-20</w:t>
+      </w:r>
+      <w:r>
+        <w:rPr>
+          <w:b w:val="0"/>
+          <w:color w:val="960000"/>
+          <w:sz w:val="20"/>
+        </w:rPr>
+        <w:t xml:space="preserve"> | |---|---| | *«</w:t>
+      </w:r>
+      <w:r>
+        <w:rPr>
+          <w:rFonts w:ascii="Consolas" w:hAnsi="Consolas"/>
+          <w:color w:val="960000"/>
+          <w:sz w:val="20"/>
+        </w:rPr>
+        <w:t>D-15</w:t>
+      </w:r>
+      <w:r>
+        <w:rPr>
+          <w:b w:val="0"/>
+          <w:color w:val="960000"/>
+          <w:sz w:val="20"/>
+        </w:rPr>
+        <w:t xml:space="preserve"> retiró ese camino»* — el de la hora </w:t>
+      </w:r>
+      <w:r>
+        <w:rPr>
+          <w:b/>
+          <w:color w:val="960000"/>
+          <w:sz w:val="20"/>
+        </w:rPr>
+        <w:t>del Maestro al Esclavo por radio</w:t>
+      </w:r>
+      <w:r>
+        <w:rPr>
+          <w:b w:val="0"/>
+          <w:color w:val="960000"/>
+          <w:sz w:val="20"/>
+        </w:rPr>
+        <w:t xml:space="preserve"> | 🔴 </w:t>
+      </w:r>
+      <w:r>
+        <w:rPr>
+          <w:b/>
+          <w:color w:val="960000"/>
+          <w:sz w:val="20"/>
+        </w:rPr>
+        <w:t>VUELVE, y es el ÚNICO.</w:t>
+      </w:r>
+      <w:r>
+        <w:rPr>
+          <w:b w:val="0"/>
+          <w:color w:val="960000"/>
+          <w:sz w:val="20"/>
+        </w:rPr>
+        <w:t xml:space="preserve"> *«La app le da la hora al ESP32 Maestro; ése al ESP32 Esclavo»*, y como </w:t>
+      </w:r>
+      <w:r>
+        <w:rPr>
+          <w:b/>
+          <w:color w:val="960000"/>
+          <w:sz w:val="20"/>
+        </w:rPr>
+        <w:t>los dos ESP32 no se hablan</w:t>
+      </w:r>
+      <w:r>
+        <w:rPr>
+          <w:b w:val="0"/>
+          <w:color w:val="960000"/>
+          <w:sz w:val="20"/>
+        </w:rPr>
+        <w:t xml:space="preserve">, la hora viaja </w:t>
+      </w:r>
+      <w:r>
+        <w:rPr>
+          <w:rFonts w:ascii="Consolas" w:hAnsi="Consolas"/>
+          <w:color w:val="960000"/>
+          <w:sz w:val="20"/>
+        </w:rPr>
+        <w:t>ESP32-M → STM32-M → **radio** → STM32-E → ESP32-E</w:t>
+      </w:r>
+      <w:r>
+        <w:rPr>
+          <w:b w:val="0"/>
+          <w:color w:val="960000"/>
+          <w:sz w:val="20"/>
+        </w:rPr>
+        <w:t xml:space="preserve">. </w:t>
+      </w:r>
+      <w:r>
+        <w:rPr>
+          <w:b/>
+          <w:color w:val="960000"/>
+          <w:sz w:val="20"/>
+        </w:rPr>
+        <w:t>Los STM32 son CARTEROS de la hora, no dueños</w:t>
+      </w:r>
+      <w:r>
+        <w:rPr>
+          <w:b w:val="0"/>
+          <w:color w:val="960000"/>
+          <w:sz w:val="20"/>
+        </w:rPr>
+        <w:t xml:space="preserve"> — que es la diferencia con lo que </w:t>
+      </w:r>
+      <w:r>
+        <w:rPr>
+          <w:rFonts w:ascii="Consolas" w:hAnsi="Consolas"/>
+          <w:color w:val="960000"/>
+          <w:sz w:val="20"/>
+        </w:rPr>
+        <w:t>D-15</w:t>
+      </w:r>
+      <w:r>
+        <w:rPr>
+          <w:b w:val="0"/>
+          <w:color w:val="960000"/>
+          <w:sz w:val="20"/>
+        </w:rPr>
+        <w:t xml:space="preserve"> retiró, donde el STM32 era el </w:t>
+      </w:r>
+      <w:r>
+        <w:rPr>
+          <w:b/>
+          <w:color w:val="960000"/>
+          <w:sz w:val="20"/>
+        </w:rPr>
+        <w:t>dueño</w:t>
+      </w:r>
+      <w:r>
+        <w:rPr>
+          <w:b w:val="0"/>
+          <w:color w:val="960000"/>
+          <w:sz w:val="20"/>
+        </w:rPr>
+        <w:t xml:space="preserve"> del reloj | | *«el poste sin él se queda sin hora </w:t>
+      </w:r>
+      <w:r>
+        <w:rPr>
+          <w:b/>
+          <w:color w:val="960000"/>
+          <w:sz w:val="20"/>
+        </w:rPr>
+        <w:t>y sin forma de recibirla</w:t>
+      </w:r>
+      <w:r>
+        <w:rPr>
+          <w:b w:val="0"/>
+          <w:color w:val="960000"/>
+          <w:sz w:val="20"/>
+        </w:rPr>
+        <w:t xml:space="preserve">»* | 🔵 </w:t>
+      </w:r>
+      <w:r>
+        <w:rPr>
+          <w:b/>
+          <w:color w:val="960000"/>
+          <w:sz w:val="20"/>
+        </w:rPr>
+        <w:t>`D-20` define esa forma</w:t>
+      </w:r>
+      <w:r>
+        <w:rPr>
+          <w:b w:val="0"/>
+          <w:color w:val="960000"/>
+          <w:sz w:val="20"/>
+        </w:rPr>
+        <w:t xml:space="preserve">: la radio. Y por eso el segundo </w:t>
+      </w:r>
+      <w:r>
+        <w:rPr>
+          <w:rFonts w:ascii="Consolas" w:hAnsi="Consolas"/>
+          <w:color w:val="960000"/>
+          <w:sz w:val="20"/>
+        </w:rPr>
+        <w:t>DS3231</w:t>
+      </w:r>
+      <w:r>
+        <w:rPr>
+          <w:b w:val="0"/>
+          <w:color w:val="960000"/>
+          <w:sz w:val="20"/>
+        </w:rPr>
+        <w:t xml:space="preserve"> </w:t>
+      </w:r>
+      <w:r>
+        <w:rPr>
+          <w:b/>
+          <w:color w:val="960000"/>
+          <w:sz w:val="20"/>
+        </w:rPr>
+        <w:t>no sobra</w:t>
+      </w:r>
+      <w:r>
+        <w:rPr>
+          <w:b w:val="0"/>
+          <w:color w:val="960000"/>
+          <w:sz w:val="20"/>
+        </w:rPr>
+        <w:t xml:space="preserve"> — al revés: es lo que hace que *perder la radio no sea perder la hora*, porque tiene pila y conserva la que ya tenía | | *«los dos ESP32 no se hablan… la comparación sólo la puede hacer la app visitando los dos postes»* (de </w:t>
+      </w:r>
+      <w:r>
+        <w:rPr>
+          <w:rFonts w:ascii="Consolas" w:hAnsi="Consolas"/>
+          <w:color w:val="960000"/>
+          <w:sz w:val="20"/>
+        </w:rPr>
+        <w:t>D-17</w:t>
+      </w:r>
+      <w:r>
+        <w:rPr>
+          <w:b w:val="0"/>
+          <w:color w:val="960000"/>
+          <w:sz w:val="20"/>
+        </w:rPr>
+        <w:t xml:space="preserve">) | ✅ </w:t>
+      </w:r>
+      <w:r>
+        <w:rPr>
+          <w:b/>
+          <w:color w:val="960000"/>
+          <w:sz w:val="20"/>
+        </w:rPr>
+        <w:t>SIGUE SIENDO CIERTO, y `D-20` lo dice igual.</w:t>
+      </w:r>
+      <w:r>
+        <w:rPr>
+          <w:b w:val="0"/>
+          <w:color w:val="960000"/>
+          <w:sz w:val="20"/>
+        </w:rPr>
+        <w:t xml:space="preserve"> Lo que cambia no es </w:t>
+      </w:r>
+      <w:r>
+        <w:rPr>
+          <w:b/>
+          <w:color w:val="960000"/>
+          <w:sz w:val="20"/>
+        </w:rPr>
+        <w:t>leer</w:t>
+      </w:r>
+      <w:r>
+        <w:rPr>
+          <w:b w:val="0"/>
+          <w:color w:val="960000"/>
+          <w:sz w:val="20"/>
+        </w:rPr>
+        <w:t xml:space="preserve"> —</w:t>
+      </w:r>
+      <w:r>
+        <w:rPr>
+          <w:rFonts w:ascii="Consolas" w:hAnsi="Consolas"/>
+          <w:color w:val="960000"/>
+          <w:sz w:val="20"/>
+        </w:rPr>
+        <w:t>CMD:LEER_RTC</w:t>
+      </w:r>
+      <w:r>
+        <w:rPr>
+          <w:b w:val="0"/>
+          <w:color w:val="960000"/>
+          <w:sz w:val="20"/>
+        </w:rPr>
+        <w:t xml:space="preserve"> se sigue mandando a los dos— sino </w:t>
+      </w:r>
+      <w:r>
+        <w:rPr>
+          <w:b/>
+          <w:color w:val="960000"/>
+          <w:sz w:val="20"/>
+        </w:rPr>
+        <w:t>escribir</w:t>
+      </w:r>
+      <w:r>
+        <w:rPr>
+          <w:b w:val="0"/>
+          <w:color w:val="960000"/>
+          <w:sz w:val="20"/>
+        </w:rPr>
+        <w:t xml:space="preserve">: visitar el poste 2 ya no es una forma de PONERLE la hora | 🛑 </w:t>
+      </w:r>
+      <w:r>
+        <w:rPr>
+          <w:b/>
+          <w:color w:val="960000"/>
+          <w:sz w:val="20"/>
+        </w:rPr>
+        <w:t>Consecuencia dura de `D-20`, y va aquí porque este recuadro es el que se lee para decidir compras y procedimiento: la app NO pone la hora en el poste 2. Nunca.</w:t>
+      </w:r>
+      <w:r>
+        <w:rPr>
+          <w:b w:val="0"/>
+          <w:color w:val="960000"/>
+          <w:sz w:val="20"/>
+        </w:rPr>
+        <w:t xml:space="preserve"> Un </w:t>
+      </w:r>
+      <w:r>
+        <w:rPr>
+          <w:rFonts w:ascii="Consolas" w:hAnsi="Consolas"/>
+          <w:color w:val="960000"/>
+          <w:sz w:val="20"/>
+        </w:rPr>
+        <w:t>SET_RTC</w:t>
+      </w:r>
+      <w:r>
+        <w:rPr>
+          <w:b w:val="0"/>
+          <w:color w:val="960000"/>
+          <w:sz w:val="20"/>
+        </w:rPr>
+        <w:t xml:space="preserve"> dirigido al Esclavo </w:t>
+      </w:r>
+      <w:r>
+        <w:rPr>
+          <w:b/>
+          <w:color w:val="960000"/>
+          <w:sz w:val="20"/>
+        </w:rPr>
+        <w:t>se rechaza</w:t>
+      </w:r>
+      <w:r>
+        <w:rPr>
+          <w:b w:val="0"/>
+          <w:color w:val="960000"/>
+          <w:sz w:val="20"/>
+        </w:rPr>
+        <w:t xml:space="preserve">: no es una sincronización, es una segunda fuente. </w:t>
+      </w:r>
+      <w:r>
+        <w:rPr>
+          <w:b/>
+          <w:color w:val="960000"/>
+          <w:sz w:val="20"/>
+        </w:rPr>
+        <w:t>Hay UNA sola fuente en el cruce</w:t>
+      </w:r>
+      <w:r>
+        <w:rPr>
+          <w:b w:val="0"/>
+          <w:color w:val="960000"/>
+          <w:sz w:val="20"/>
+        </w:rPr>
+        <w:t xml:space="preserve">, así que no hay desfase inicial que acotar. 🔴 </w:t>
+      </w:r>
+      <w:r>
+        <w:rPr>
+          <w:b/>
+          <w:color w:val="960000"/>
+          <w:sz w:val="20"/>
+        </w:rPr>
+        <w:t>Y nada de esto está construido.</w:t>
+      </w:r>
+      <w:r>
+        <w:rPr>
+          <w:b w:val="0"/>
+          <w:color w:val="960000"/>
+          <w:sz w:val="20"/>
+        </w:rPr>
+        <w:t xml:space="preserve"> </w:t>
+      </w:r>
+      <w:r>
+        <w:rPr>
+          <w:rFonts w:ascii="Consolas" w:hAnsi="Consolas"/>
+          <w:color w:val="960000"/>
+          <w:sz w:val="20"/>
+        </w:rPr>
+        <w:t>D-20</w:t>
+      </w:r>
+      <w:r>
+        <w:rPr>
+          <w:b w:val="0"/>
+          <w:color w:val="960000"/>
+          <w:sz w:val="20"/>
+        </w:rPr>
+        <w:t xml:space="preserve"> está </w:t>
+      </w:r>
+      <w:r>
+        <w:rPr>
+          <w:b/>
+          <w:color w:val="960000"/>
+          <w:sz w:val="20"/>
+        </w:rPr>
+        <w:t>DECIDIDA y SIN CONSTRUIR</w:t>
+      </w:r>
+      <w:r>
+        <w:rPr>
+          <w:b w:val="0"/>
+          <w:color w:val="960000"/>
+          <w:sz w:val="20"/>
+        </w:rPr>
+        <w:t xml:space="preserve">: falta el mando </w:t>
+      </w:r>
+      <w:r>
+        <w:rPr>
+          <w:rFonts w:ascii="Consolas" w:hAnsi="Consolas"/>
+          <w:color w:val="960000"/>
+          <w:sz w:val="20"/>
+        </w:rPr>
+        <w:t>ESP32 → STM32</w:t>
+      </w:r>
+      <w:r>
+        <w:rPr>
+          <w:b w:val="0"/>
+          <w:color w:val="960000"/>
+          <w:sz w:val="20"/>
+        </w:rPr>
+        <w:t xml:space="preserve"> que siembre la hora, y hoy el despachador del puente </w:t>
+      </w:r>
+      <w:r>
+        <w:rPr>
+          <w:b/>
+          <w:color w:val="960000"/>
+          <w:sz w:val="20"/>
+        </w:rPr>
+        <w:t>no distingue punta</w:t>
+      </w:r>
+      <w:r>
+        <w:rPr>
+          <w:b w:val="0"/>
+          <w:color w:val="960000"/>
+          <w:sz w:val="20"/>
+        </w:rPr>
+        <w:t xml:space="preserve"> (</w:t>
+      </w:r>
+      <w:r>
+        <w:rPr>
+          <w:rFonts w:ascii="Consolas" w:hAnsi="Consolas"/>
+          <w:color w:val="960000"/>
+          <w:sz w:val="20"/>
+        </w:rPr>
+        <w:t>cd 01_Firmware/ESP32_Expansion &amp;&amp; grep -c "ESCLAVO\|Esclavo\|esclavo" src/despachador.cpp</w:t>
+      </w:r>
+      <w:r>
+        <w:rPr>
+          <w:b w:val="0"/>
+          <w:color w:val="960000"/>
+          <w:sz w:val="20"/>
+        </w:rPr>
+        <w:t xml:space="preserve"> → </w:t>
+      </w:r>
+      <w:r>
+        <w:rPr>
+          <w:b/>
+          <w:color w:val="960000"/>
+          <w:sz w:val="20"/>
+        </w:rPr>
+        <w:t>0</w:t>
+      </w:r>
+      <w:r>
+        <w:rPr>
+          <w:b w:val="0"/>
+          <w:color w:val="960000"/>
+          <w:sz w:val="20"/>
+        </w:rPr>
+        <w:t xml:space="preserve">, corrido el 07/09). </w:t>
+      </w:r>
+      <w:r>
+        <w:rPr>
+          <w:b/>
+          <w:color w:val="960000"/>
+          <w:sz w:val="20"/>
+        </w:rPr>
+        <w:t>Para la PLACA no cambia nada</w:t>
+      </w:r>
+      <w:r>
+        <w:rPr>
+          <w:b w:val="0"/>
+          <w:color w:val="960000"/>
+          <w:sz w:val="20"/>
+        </w:rPr>
+        <w:t xml:space="preserve"> —</w:t>
+      </w:r>
+      <w:r>
+        <w:rPr>
+          <w:rFonts w:ascii="Consolas" w:hAnsi="Consolas"/>
+          <w:color w:val="960000"/>
+          <w:sz w:val="20"/>
+        </w:rPr>
+        <w:t>RTC-3</w:t>
+      </w:r>
+      <w:r>
+        <w:rPr>
+          <w:b w:val="0"/>
+          <w:color w:val="960000"/>
+          <w:sz w:val="20"/>
+        </w:rPr>
+        <w:t xml:space="preserve"> ya mandaba dibujar la huella en las dos—; lo que cambia es el </w:t>
+      </w:r>
+      <w:r>
+        <w:rPr>
+          <w:b/>
+          <w:color w:val="960000"/>
+          <w:sz w:val="20"/>
+        </w:rPr>
+        <w:t>procedimiento</w:t>
+      </w:r>
+      <w:r>
+        <w:rPr>
+          <w:b w:val="0"/>
+          <w:color w:val="960000"/>
+          <w:sz w:val="20"/>
+        </w:rPr>
+        <w:t xml:space="preserve">, y eso vive en §6. 🔴 </w:t>
       </w:r>
       <w:r>
         <w:rPr>
@@ -10633,7 +12035,7 @@
                 <w:b w:val="0"/>
                 <w:sz w:val="19"/>
               </w:rPr>
-              <w:t xml:space="preserve">: el reloj del puente es el suyo; el del controlador sigue sin camino de escritura (vía </w:t>
+              <w:t xml:space="preserve">: el reloj del puente es el suyo; el del controlador sigue sin camino de escritura ~~(vía </w:t>
             </w:r>
             <w:r>
               <w:rPr>
@@ -10647,7 +12049,77 @@
                 <w:b w:val="0"/>
                 <w:sz w:val="19"/>
               </w:rPr>
-              <w:t>, abierta)</w:t>
+              <w:t xml:space="preserve">, abierta)~~ → 🔵 </w:t>
+            </w:r>
+            <w:r>
+              <w:rPr>
+                <w:b/>
+                <w:sz w:val="19"/>
+              </w:rPr>
+              <w:t>07/09: `AB-4` la DECIDIÓ el responsable (`D-20`) — el STM32 recibirá la hora de su propio ESP32.</w:t>
+            </w:r>
+            <w:r>
+              <w:rPr>
+                <w:b w:val="0"/>
+                <w:sz w:val="19"/>
+              </w:rPr>
+              <w:t xml:space="preserve"> 🛑 </w:t>
+            </w:r>
+            <w:r>
+              <w:rPr>
+                <w:b/>
+                <w:sz w:val="19"/>
+              </w:rPr>
+              <w:t>Y esta fila NO se cae por eso: `D-20` está DECIDIDA y SIN CONSTRUIR.</w:t>
+            </w:r>
+            <w:r>
+              <w:rPr>
+                <w:b w:val="0"/>
+                <w:sz w:val="19"/>
+              </w:rPr>
+              <w:t xml:space="preserve"> El mando que siembra la hora </w:t>
+            </w:r>
+            <w:r>
+              <w:rPr>
+                <w:rFonts w:ascii="Consolas" w:hAnsi="Consolas"/>
+                <w:sz w:val="19"/>
+              </w:rPr>
+              <w:t>ESP32 → STM32</w:t>
+            </w:r>
+            <w:r>
+              <w:rPr>
+                <w:b w:val="0"/>
+                <w:sz w:val="19"/>
+              </w:rPr>
+              <w:t xml:space="preserve"> </w:t>
+            </w:r>
+            <w:r>
+              <w:rPr>
+                <w:b/>
+                <w:sz w:val="19"/>
+              </w:rPr>
+              <w:t>no existe</w:t>
+            </w:r>
+            <w:r>
+              <w:rPr>
+                <w:b w:val="0"/>
+                <w:sz w:val="19"/>
+              </w:rPr>
+              <w:t xml:space="preserve"> todavía, así que </w:t>
+            </w:r>
+            <w:r>
+              <w:rPr>
+                <w:b/>
+                <w:sz w:val="19"/>
+              </w:rPr>
+              <w:t>hoy el controlador sigue sin camino de escritura</w:t>
+            </w:r>
+            <w:r>
+              <w:rPr>
+                <w:b w:val="0"/>
+                <w:sz w:val="19"/>
+              </w:rPr>
+              <w:t>, exactamente como dice esta celda</w:t>
             </w:r>
           </w:p>
         </w:tc>
